--- a/public/费用确认单.docx
+++ b/public/费用确认单.docx
@@ -1,15 +1,15 @@
 
 <file path=word/document.xml><?xml version="1.0" encoding="utf-8"?>
-<w:document xmlns:wpc="http://schemas.microsoft.com/office/word/2010/wordprocessingCanvas" xmlns:cx="http://schemas.microsoft.com/office/drawing/2014/chartex" xmlns:cx1="http://schemas.microsoft.com/office/drawing/2015/9/8/chartex" xmlns:cx2="http://schemas.microsoft.com/office/drawing/2015/10/21/chartex" xmlns:cx3="http://schemas.microsoft.com/office/drawing/2016/5/9/chartex" xmlns:cx4="http://schemas.microsoft.com/office/drawing/2016/5/10/chartex" xmlns:cx5="http://schemas.microsoft.com/office/drawing/2016/5/11/chartex" xmlns:cx6="http://schemas.microsoft.com/office/drawing/2016/5/12/chartex" xmlns:cx7="http://schemas.microsoft.com/office/drawing/2016/5/13/chartex" xmlns:cx8="http://schemas.microsoft.com/office/drawing/2016/5/14/chartex" xmlns:mc="http://schemas.openxmlformats.org/markup-compatibility/2006" xmlns:aink="http://schemas.microsoft.com/office/drawing/2016/ink" xmlns:am3d="http://schemas.microsoft.com/office/drawing/2017/model3d" xmlns:o="urn:schemas-microsoft-com:office:office" xmlns:oel="http://schemas.microsoft.com/office/2019/extlst" xmlns:r="http://schemas.openxmlformats.org/officeDocument/2006/relationships" xmlns:m="http://schemas.openxmlformats.org/officeDocument/2006/math" xmlns:v="urn:schemas-microsoft-com:vml" xmlns:wp14="http://schemas.microsoft.com/office/word/2010/wordprocessingDrawing" xmlns:wp="http://schemas.openxmlformats.org/drawingml/2006/wordprocessingDrawing" xmlns:w10="urn:schemas-microsoft-com:office:word" xmlns:w="http://schemas.openxmlformats.org/wordprocessingml/2006/main" xmlns:w14="http://schemas.microsoft.com/office/word/2010/wordml" xmlns:w15="http://schemas.microsoft.com/office/word/2012/wordml" xmlns:w16cex="http://schemas.microsoft.com/office/word/2018/wordml/cex" xmlns:w16cid="http://schemas.microsoft.com/office/word/2016/wordml/cid" xmlns:w16="http://schemas.microsoft.com/office/word/2018/wordml" xmlns:w16du="http://schemas.microsoft.com/office/word/2023/wordml/word16du" xmlns:w16sdtdh="http://schemas.microsoft.com/office/word/2020/wordml/sdtdatahash" xmlns:w16sdtfl="http://schemas.microsoft.com/office/word/2024/wordml/sdtformatlock" xmlns:w16se="http://schemas.microsoft.com/office/word/2015/wordml/symex" xmlns:wpg="http://schemas.microsoft.com/office/word/2010/wordprocessingGroup" xmlns:wpi="http://schemas.microsoft.com/office/word/2010/wordprocessingInk" xmlns:wne="http://schemas.microsoft.com/office/word/2006/wordml" xmlns:wps="http://schemas.microsoft.com/office/word/2010/wordprocessingShape" mc:Ignorable="w14 w15 w16se w16cid w16 w16cex w16sdtdh w16sdtfl w16du wp14">
+<w:document xmlns:wpc="http://schemas.microsoft.com/office/word/2010/wordprocessingCanvas" xmlns:mc="http://schemas.openxmlformats.org/markup-compatibility/2006" xmlns:o="urn:schemas-microsoft-com:office:office" xmlns:r="http://schemas.openxmlformats.org/officeDocument/2006/relationships" xmlns:m="http://schemas.openxmlformats.org/officeDocument/2006/math" xmlns:v="urn:schemas-microsoft-com:vml" xmlns:wp14="http://schemas.microsoft.com/office/word/2010/wordprocessingDrawing" xmlns:wp="http://schemas.openxmlformats.org/drawingml/2006/wordprocessingDrawing" xmlns:w="http://schemas.openxmlformats.org/wordprocessingml/2006/main" xmlns:w14="http://schemas.microsoft.com/office/word/2010/wordml" xmlns:w10="urn:schemas-microsoft-com:office:word" xmlns:w15="http://schemas.microsoft.com/office/word/2012/wordml" xmlns:wpg="http://schemas.microsoft.com/office/word/2010/wordprocessingGroup" xmlns:wpi="http://schemas.microsoft.com/office/word/2010/wordprocessingInk" xmlns:wne="http://schemas.microsoft.com/office/word/2006/wordml" xmlns:wps="http://schemas.microsoft.com/office/word/2010/wordprocessingShape" xmlns:wpsCustomData="http://www.wps.cn/officeDocument/2013/wpsCustomData" mc:Ignorable="w14 w15 wp14">
   <w:body>
     <w:p/>
     <w:p>
       <w:pPr>
         <w:pBdr>
-          <w:bottom w:val="single" w:sz="4" w:space="0" w:color="auto"/>
+          <w:bottom w:val="single" w:color="auto" w:sz="4" w:space="0"/>
         </w:pBdr>
         <w:rPr>
-          <w:rStyle w:val="10"/>
+          <w:rStyle w:val="9"/>
         </w:rPr>
       </w:pPr>
       <w:r>
@@ -20,44 +20,60 @@
       </w:r>
       <w:r>
         <w:rPr>
-          <w:rStyle w:val="10"/>
-          <w:rFonts w:hint="eastAsia"/>
-        </w:rPr>
-        <w:t xml:space="preserve"> </w:t>
-      </w:r>
-      <w:r>
-        <w:rPr>
-          <w:rStyle w:val="10"/>
-          <w:rFonts w:hint="eastAsia"/>
-        </w:rPr>
-        <w:t>费用确认单</w:t>
+          <w:rStyle w:val="9"/>
+          <w:rFonts w:hint="eastAsia"/>
+        </w:rPr>
+        <w:t xml:space="preserve"> 费用确认单</w:t>
       </w:r>
     </w:p>
     <w:tbl>
       <w:tblPr>
-        <w:tblStyle w:val="a6"/>
+        <w:tblStyle w:val="7"/>
         <w:tblpPr w:leftFromText="180" w:rightFromText="180" w:vertAnchor="text" w:horzAnchor="page" w:tblpX="1836" w:tblpY="269"/>
         <w:tblOverlap w:val="never"/>
         <w:tblW w:w="0" w:type="auto"/>
+        <w:tblInd w:w="0" w:type="dxa"/>
         <w:tblBorders>
-          <w:top w:val="none" w:sz="0" w:space="0" w:color="auto"/>
-          <w:left w:val="none" w:sz="0" w:space="0" w:color="auto"/>
-          <w:bottom w:val="none" w:sz="0" w:space="0" w:color="auto"/>
-          <w:right w:val="none" w:sz="0" w:space="0" w:color="auto"/>
-          <w:insideH w:val="none" w:sz="0" w:space="0" w:color="auto"/>
-          <w:insideV w:val="none" w:sz="0" w:space="0" w:color="auto"/>
+          <w:top w:val="none" w:color="auto" w:sz="0" w:space="0"/>
+          <w:left w:val="none" w:color="auto" w:sz="0" w:space="0"/>
+          <w:bottom w:val="none" w:color="auto" w:sz="0" w:space="0"/>
+          <w:right w:val="none" w:color="auto" w:sz="0" w:space="0"/>
+          <w:insideH w:val="none" w:color="auto" w:sz="0" w:space="0"/>
+          <w:insideV w:val="none" w:color="auto" w:sz="0" w:space="0"/>
         </w:tblBorders>
-        <w:tblLook w:val="04A0" w:firstRow="1" w:lastRow="0" w:firstColumn="1" w:lastColumn="0" w:noHBand="0" w:noVBand="1"/>
+        <w:tblLayout w:type="autofit"/>
+        <w:tblCellMar>
+          <w:top w:w="0" w:type="dxa"/>
+          <w:left w:w="108" w:type="dxa"/>
+          <w:bottom w:w="0" w:type="dxa"/>
+          <w:right w:w="108" w:type="dxa"/>
+        </w:tblCellMar>
       </w:tblPr>
       <w:tblGrid>
-        <w:gridCol w:w="872"/>
-        <w:gridCol w:w="2242"/>
-        <w:gridCol w:w="889"/>
-        <w:gridCol w:w="1549"/>
-        <w:gridCol w:w="890"/>
-        <w:gridCol w:w="1864"/>
+        <w:gridCol w:w="899"/>
+        <w:gridCol w:w="2300"/>
+        <w:gridCol w:w="918"/>
+        <w:gridCol w:w="1563"/>
+        <w:gridCol w:w="919"/>
+        <w:gridCol w:w="1923"/>
       </w:tblGrid>
       <w:tr>
+        <w:tblPrEx>
+          <w:tblBorders>
+            <w:top w:val="none" w:color="auto" w:sz="0" w:space="0"/>
+            <w:left w:val="none" w:color="auto" w:sz="0" w:space="0"/>
+            <w:bottom w:val="none" w:color="auto" w:sz="0" w:space="0"/>
+            <w:right w:val="none" w:color="auto" w:sz="0" w:space="0"/>
+            <w:insideH w:val="none" w:color="auto" w:sz="0" w:space="0"/>
+            <w:insideV w:val="none" w:color="auto" w:sz="0" w:space="0"/>
+          </w:tblBorders>
+          <w:tblCellMar>
+            <w:top w:w="0" w:type="dxa"/>
+            <w:left w:w="108" w:type="dxa"/>
+            <w:bottom w:w="0" w:type="dxa"/>
+            <w:right w:w="108" w:type="dxa"/>
+          </w:tblCellMar>
+        </w:tblPrEx>
         <w:tc>
           <w:tcPr>
             <w:tcW w:w="899" w:type="dxa"/>
@@ -65,14 +81,14 @@
           <w:p>
             <w:pPr>
               <w:rPr>
-                <w:rStyle w:val="10"/>
-                <w:sz w:val="15"/>
-                <w:szCs w:val="15"/>
-              </w:rPr>
-            </w:pPr>
-            <w:r>
-              <w:rPr>
-                <w:rStyle w:val="10"/>
+                <w:rStyle w:val="9"/>
+                <w:sz w:val="15"/>
+                <w:szCs w:val="15"/>
+              </w:rPr>
+            </w:pPr>
+            <w:r>
+              <w:rPr>
+                <w:rStyle w:val="9"/>
                 <w:rFonts w:hint="eastAsia"/>
                 <w:sz w:val="15"/>
                 <w:szCs w:val="15"/>
@@ -88,34 +104,32 @@
           <w:p>
             <w:pPr>
               <w:rPr>
-                <w:rStyle w:val="10"/>
-                <w:rFonts w:hint="eastAsia"/>
-                <w:sz w:val="15"/>
-                <w:szCs w:val="15"/>
-              </w:rPr>
-            </w:pPr>
-            <w:r>
-              <w:rPr>
-                <w:rStyle w:val="10"/>
+                <w:rStyle w:val="9"/>
+                <w:rFonts w:hint="eastAsia"/>
+                <w:sz w:val="15"/>
+                <w:szCs w:val="15"/>
+              </w:rPr>
+            </w:pPr>
+            <w:r>
+              <w:rPr>
+                <w:rStyle w:val="9"/>
                 <w:rFonts w:hint="eastAsia"/>
                 <w:sz w:val="15"/>
                 <w:szCs w:val="15"/>
               </w:rPr>
               <w:t>{</w:t>
             </w:r>
-            <w:proofErr w:type="spellStart"/>
-            <w:r>
-              <w:rPr>
-                <w:rStyle w:val="10"/>
+            <w:r>
+              <w:rPr>
+                <w:rStyle w:val="9"/>
                 <w:sz w:val="15"/>
                 <w:szCs w:val="15"/>
               </w:rPr>
               <w:t>delegation_header</w:t>
             </w:r>
-            <w:proofErr w:type="spellEnd"/>
-            <w:r>
-              <w:rPr>
-                <w:rStyle w:val="10"/>
+            <w:r>
+              <w:rPr>
+                <w:rStyle w:val="9"/>
                 <w:rFonts w:hint="eastAsia"/>
                 <w:sz w:val="15"/>
                 <w:szCs w:val="15"/>
@@ -131,14 +145,14 @@
           <w:p>
             <w:pPr>
               <w:rPr>
-                <w:rStyle w:val="10"/>
-                <w:sz w:val="15"/>
-                <w:szCs w:val="15"/>
-              </w:rPr>
-            </w:pPr>
-            <w:r>
-              <w:rPr>
-                <w:rStyle w:val="10"/>
+                <w:rStyle w:val="9"/>
+                <w:sz w:val="15"/>
+                <w:szCs w:val="15"/>
+              </w:rPr>
+            </w:pPr>
+            <w:r>
+              <w:rPr>
+                <w:rStyle w:val="9"/>
                 <w:rFonts w:hint="eastAsia"/>
                 <w:sz w:val="15"/>
                 <w:szCs w:val="15"/>
@@ -154,30 +168,28 @@
           <w:p>
             <w:pPr>
               <w:rPr>
-                <w:rStyle w:val="10"/>
-                <w:sz w:val="15"/>
-                <w:szCs w:val="15"/>
-              </w:rPr>
-            </w:pPr>
-            <w:r>
-              <w:rPr>
-                <w:rStyle w:val="10"/>
+                <w:rStyle w:val="9"/>
+                <w:sz w:val="15"/>
+                <w:szCs w:val="15"/>
+              </w:rPr>
+            </w:pPr>
+            <w:r>
+              <w:rPr>
+                <w:rStyle w:val="9"/>
                 <w:rFonts w:hint="eastAsia"/>
                 <w:sz w:val="15"/>
                 <w:szCs w:val="15"/>
               </w:rPr>
               <w:t>{</w:t>
             </w:r>
-            <w:proofErr w:type="spellStart"/>
-            <w:r>
-              <w:rPr>
-                <w:rStyle w:val="10"/>
+            <w:r>
+              <w:rPr>
+                <w:rStyle w:val="9"/>
                 <w:sz w:val="15"/>
                 <w:szCs w:val="15"/>
               </w:rPr>
               <w:t>origin_port</w:t>
             </w:r>
-            <w:proofErr w:type="spellEnd"/>
           </w:p>
         </w:tc>
         <w:tc>
@@ -187,14 +199,14 @@
           <w:p>
             <w:pPr>
               <w:rPr>
-                <w:rStyle w:val="10"/>
-                <w:sz w:val="15"/>
-                <w:szCs w:val="15"/>
-              </w:rPr>
-            </w:pPr>
-            <w:r>
-              <w:rPr>
-                <w:rStyle w:val="10"/>
+                <w:rStyle w:val="9"/>
+                <w:sz w:val="15"/>
+                <w:szCs w:val="15"/>
+              </w:rPr>
+            </w:pPr>
+            <w:r>
+              <w:rPr>
+                <w:rStyle w:val="9"/>
                 <w:rFonts w:hint="eastAsia"/>
                 <w:sz w:val="15"/>
                 <w:szCs w:val="15"/>
@@ -210,34 +222,48 @@
           <w:p>
             <w:pPr>
               <w:rPr>
-                <w:rStyle w:val="10"/>
-                <w:sz w:val="15"/>
-                <w:szCs w:val="15"/>
-              </w:rPr>
-            </w:pPr>
-            <w:r>
-              <w:rPr>
-                <w:rStyle w:val="10"/>
+                <w:rStyle w:val="9"/>
+                <w:sz w:val="15"/>
+                <w:szCs w:val="15"/>
+              </w:rPr>
+            </w:pPr>
+            <w:r>
+              <w:rPr>
+                <w:rStyle w:val="9"/>
                 <w:rFonts w:hint="eastAsia"/>
                 <w:sz w:val="15"/>
                 <w:szCs w:val="15"/>
               </w:rPr>
               <w:t>{</w:t>
             </w:r>
-            <w:proofErr w:type="spellStart"/>
-            <w:r>
-              <w:rPr>
-                <w:rStyle w:val="10"/>
+            <w:r>
+              <w:rPr>
+                <w:rStyle w:val="9"/>
                 <w:sz w:val="15"/>
                 <w:szCs w:val="15"/>
               </w:rPr>
               <w:t>bl_no</w:t>
             </w:r>
-            <w:proofErr w:type="spellEnd"/>
           </w:p>
         </w:tc>
       </w:tr>
       <w:tr>
+        <w:tblPrEx>
+          <w:tblBorders>
+            <w:top w:val="none" w:color="auto" w:sz="0" w:space="0"/>
+            <w:left w:val="none" w:color="auto" w:sz="0" w:space="0"/>
+            <w:bottom w:val="none" w:color="auto" w:sz="0" w:space="0"/>
+            <w:right w:val="none" w:color="auto" w:sz="0" w:space="0"/>
+            <w:insideH w:val="none" w:color="auto" w:sz="0" w:space="0"/>
+            <w:insideV w:val="none" w:color="auto" w:sz="0" w:space="0"/>
+          </w:tblBorders>
+          <w:tblCellMar>
+            <w:top w:w="0" w:type="dxa"/>
+            <w:left w:w="108" w:type="dxa"/>
+            <w:bottom w:w="0" w:type="dxa"/>
+            <w:right w:w="108" w:type="dxa"/>
+          </w:tblCellMar>
+        </w:tblPrEx>
         <w:tc>
           <w:tcPr>
             <w:tcW w:w="899" w:type="dxa"/>
@@ -245,14 +271,14 @@
           <w:p>
             <w:pPr>
               <w:rPr>
-                <w:rStyle w:val="10"/>
-                <w:sz w:val="15"/>
-                <w:szCs w:val="15"/>
-              </w:rPr>
-            </w:pPr>
-            <w:r>
-              <w:rPr>
-                <w:rStyle w:val="10"/>
+                <w:rStyle w:val="9"/>
+                <w:sz w:val="15"/>
+                <w:szCs w:val="15"/>
+              </w:rPr>
+            </w:pPr>
+            <w:r>
+              <w:rPr>
+                <w:rStyle w:val="9"/>
                 <w:rFonts w:hint="eastAsia"/>
                 <w:sz w:val="15"/>
                 <w:szCs w:val="15"/>
@@ -268,34 +294,32 @@
           <w:p>
             <w:pPr>
               <w:rPr>
-                <w:rStyle w:val="10"/>
-                <w:rFonts w:hint="eastAsia"/>
-                <w:sz w:val="15"/>
-                <w:szCs w:val="15"/>
-              </w:rPr>
-            </w:pPr>
-            <w:r>
-              <w:rPr>
-                <w:rStyle w:val="10"/>
+                <w:rStyle w:val="9"/>
+                <w:rFonts w:hint="eastAsia"/>
+                <w:sz w:val="15"/>
+                <w:szCs w:val="15"/>
+              </w:rPr>
+            </w:pPr>
+            <w:r>
+              <w:rPr>
+                <w:rStyle w:val="9"/>
                 <w:rFonts w:hint="eastAsia"/>
                 <w:sz w:val="15"/>
                 <w:szCs w:val="15"/>
               </w:rPr>
               <w:t>{</w:t>
             </w:r>
-            <w:proofErr w:type="spellStart"/>
-            <w:r>
-              <w:rPr>
-                <w:rStyle w:val="10"/>
+            <w:r>
+              <w:rPr>
+                <w:rStyle w:val="9"/>
                 <w:sz w:val="15"/>
                 <w:szCs w:val="15"/>
               </w:rPr>
               <w:t>contract_no</w:t>
             </w:r>
-            <w:proofErr w:type="spellEnd"/>
-            <w:r>
-              <w:rPr>
-                <w:rStyle w:val="10"/>
+            <w:r>
+              <w:rPr>
+                <w:rStyle w:val="9"/>
                 <w:rFonts w:hint="eastAsia"/>
                 <w:sz w:val="15"/>
                 <w:szCs w:val="15"/>
@@ -311,14 +335,14 @@
           <w:p>
             <w:pPr>
               <w:rPr>
-                <w:rStyle w:val="10"/>
-                <w:sz w:val="15"/>
-                <w:szCs w:val="15"/>
-              </w:rPr>
-            </w:pPr>
-            <w:r>
-              <w:rPr>
-                <w:rStyle w:val="10"/>
+                <w:rStyle w:val="9"/>
+                <w:sz w:val="15"/>
+                <w:szCs w:val="15"/>
+              </w:rPr>
+            </w:pPr>
+            <w:r>
+              <w:rPr>
+                <w:rStyle w:val="9"/>
                 <w:rFonts w:hint="eastAsia"/>
                 <w:sz w:val="15"/>
                 <w:szCs w:val="15"/>
@@ -334,33 +358,31 @@
           <w:p>
             <w:pPr>
               <w:rPr>
-                <w:rStyle w:val="10"/>
-                <w:sz w:val="15"/>
-                <w:szCs w:val="15"/>
-              </w:rPr>
-            </w:pPr>
-            <w:r>
-              <w:rPr>
-                <w:rStyle w:val="10"/>
+                <w:rStyle w:val="9"/>
+                <w:sz w:val="15"/>
+                <w:szCs w:val="15"/>
+              </w:rPr>
+            </w:pPr>
+            <w:r>
+              <w:rPr>
+                <w:rStyle w:val="9"/>
                 <w:rFonts w:hint="eastAsia"/>
                 <w:sz w:val="15"/>
                 <w:szCs w:val="15"/>
               </w:rPr>
               <w:t>{</w:t>
             </w:r>
-            <w:proofErr w:type="spellStart"/>
-            <w:r>
-              <w:rPr>
-                <w:rStyle w:val="10"/>
+            <w:r>
+              <w:rPr>
+                <w:rStyle w:val="9"/>
                 <w:sz w:val="15"/>
                 <w:szCs w:val="15"/>
               </w:rPr>
               <w:t>destination_port</w:t>
             </w:r>
-            <w:proofErr w:type="spellEnd"/>
-            <w:r>
-              <w:rPr>
-                <w:rStyle w:val="10"/>
+            <w:r>
+              <w:rPr>
+                <w:rStyle w:val="9"/>
                 <w:rFonts w:hint="eastAsia"/>
                 <w:sz w:val="15"/>
                 <w:szCs w:val="15"/>
@@ -376,14 +398,14 @@
           <w:p>
             <w:pPr>
               <w:rPr>
-                <w:rStyle w:val="10"/>
-                <w:sz w:val="15"/>
-                <w:szCs w:val="15"/>
-              </w:rPr>
-            </w:pPr>
-            <w:r>
-              <w:rPr>
-                <w:rStyle w:val="10"/>
+                <w:rStyle w:val="9"/>
+                <w:sz w:val="15"/>
+                <w:szCs w:val="15"/>
+              </w:rPr>
+            </w:pPr>
+            <w:r>
+              <w:rPr>
+                <w:rStyle w:val="9"/>
                 <w:rFonts w:hint="eastAsia"/>
                 <w:sz w:val="15"/>
                 <w:szCs w:val="15"/>
@@ -399,79 +421,57 @@
           <w:p>
             <w:pPr>
               <w:rPr>
-                <w:rStyle w:val="10"/>
-                <w:sz w:val="15"/>
-                <w:szCs w:val="15"/>
-              </w:rPr>
-            </w:pPr>
-            <w:r>
-              <w:rPr>
-                <w:rStyle w:val="10"/>
+                <w:rStyle w:val="9"/>
+                <w:sz w:val="15"/>
+                <w:szCs w:val="15"/>
+              </w:rPr>
+            </w:pPr>
+            <w:r>
+              <w:rPr>
+                <w:rStyle w:val="9"/>
                 <w:rFonts w:hint="eastAsia"/>
                 <w:sz w:val="15"/>
                 <w:szCs w:val="15"/>
               </w:rPr>
               <w:t>{</w:t>
             </w:r>
-            <w:proofErr w:type="spellStart"/>
-            <w:r>
-              <w:rPr>
-                <w:rStyle w:val="10"/>
+            <w:r>
+              <w:rPr>
+                <w:rStyle w:val="9"/>
                 <w:sz w:val="15"/>
                 <w:szCs w:val="15"/>
               </w:rPr>
               <w:t>ship_name</w:t>
             </w:r>
-            <w:proofErr w:type="spellEnd"/>
-            <w:r>
-              <w:rPr>
-                <w:rStyle w:val="10"/>
-                <w:rFonts w:hint="eastAsia"/>
-                <w:sz w:val="15"/>
-                <w:szCs w:val="15"/>
-              </w:rPr>
+            <w:r>
+              <w:rPr>
+                <w:rStyle w:val="9"/>
+                <w:rFonts w:hint="eastAsia"/>
+                <w:sz w:val="15"/>
+                <w:szCs w:val="15"/>
+              </w:rPr>
+              <w:t xml:space="preserve"> }/</w:t>
+            </w:r>
+            <w:r>
               <w:t xml:space="preserve"> </w:t>
             </w:r>
             <w:r>
               <w:rPr>
-                <w:rStyle w:val="10"/>
-                <w:rFonts w:hint="eastAsia"/>
-                <w:sz w:val="15"/>
-                <w:szCs w:val="15"/>
-              </w:rPr>
-              <w:t>}</w:t>
-            </w:r>
-            <w:r>
-              <w:rPr>
-                <w:rStyle w:val="10"/>
-                <w:rFonts w:hint="eastAsia"/>
-                <w:sz w:val="15"/>
-                <w:szCs w:val="15"/>
-              </w:rPr>
-              <w:t>/</w:t>
-            </w:r>
-            <w:r>
-              <w:t xml:space="preserve"> </w:t>
-            </w:r>
-            <w:r>
-              <w:rPr>
                 <w:rFonts w:hint="eastAsia"/>
               </w:rPr>
               <w:t>{</w:t>
             </w:r>
-            <w:proofErr w:type="spellStart"/>
-            <w:r>
-              <w:rPr>
-                <w:rStyle w:val="10"/>
+            <w:r>
+              <w:rPr>
+                <w:rStyle w:val="9"/>
                 <w:sz w:val="15"/>
                 <w:szCs w:val="15"/>
               </w:rPr>
               <w:t>ship_no</w:t>
             </w:r>
-            <w:proofErr w:type="spellEnd"/>
-            <w:r>
-              <w:rPr>
-                <w:rStyle w:val="10"/>
+            <w:r>
+              <w:rPr>
+                <w:rStyle w:val="9"/>
                 <w:rFonts w:hint="eastAsia"/>
                 <w:sz w:val="15"/>
                 <w:szCs w:val="15"/>
@@ -482,6 +482,22 @@
         </w:tc>
       </w:tr>
       <w:tr>
+        <w:tblPrEx>
+          <w:tblBorders>
+            <w:top w:val="none" w:color="auto" w:sz="0" w:space="0"/>
+            <w:left w:val="none" w:color="auto" w:sz="0" w:space="0"/>
+            <w:bottom w:val="none" w:color="auto" w:sz="0" w:space="0"/>
+            <w:right w:val="none" w:color="auto" w:sz="0" w:space="0"/>
+            <w:insideH w:val="none" w:color="auto" w:sz="0" w:space="0"/>
+            <w:insideV w:val="none" w:color="auto" w:sz="0" w:space="0"/>
+          </w:tblBorders>
+          <w:tblCellMar>
+            <w:top w:w="0" w:type="dxa"/>
+            <w:left w:w="108" w:type="dxa"/>
+            <w:bottom w:w="0" w:type="dxa"/>
+            <w:right w:w="108" w:type="dxa"/>
+          </w:tblCellMar>
+        </w:tblPrEx>
         <w:tc>
           <w:tcPr>
             <w:tcW w:w="899" w:type="dxa"/>
@@ -489,14 +505,14 @@
           <w:p>
             <w:pPr>
               <w:rPr>
-                <w:rStyle w:val="10"/>
-                <w:sz w:val="15"/>
-                <w:szCs w:val="15"/>
-              </w:rPr>
-            </w:pPr>
-            <w:r>
-              <w:rPr>
-                <w:rStyle w:val="10"/>
+                <w:rStyle w:val="9"/>
+                <w:sz w:val="15"/>
+                <w:szCs w:val="15"/>
+              </w:rPr>
+            </w:pPr>
+            <w:r>
+              <w:rPr>
+                <w:rStyle w:val="9"/>
                 <w:rFonts w:hint="eastAsia"/>
                 <w:sz w:val="15"/>
                 <w:szCs w:val="15"/>
@@ -512,33 +528,31 @@
           <w:p>
             <w:pPr>
               <w:rPr>
-                <w:rStyle w:val="10"/>
-                <w:sz w:val="15"/>
-                <w:szCs w:val="15"/>
-              </w:rPr>
-            </w:pPr>
-            <w:r>
-              <w:rPr>
-                <w:rStyle w:val="10"/>
+                <w:rStyle w:val="9"/>
+                <w:sz w:val="15"/>
+                <w:szCs w:val="15"/>
+              </w:rPr>
+            </w:pPr>
+            <w:r>
+              <w:rPr>
+                <w:rStyle w:val="9"/>
                 <w:rFonts w:hint="eastAsia"/>
                 <w:sz w:val="15"/>
                 <w:szCs w:val="15"/>
               </w:rPr>
               <w:t>{</w:t>
             </w:r>
-            <w:proofErr w:type="spellStart"/>
-            <w:r>
-              <w:rPr>
-                <w:rStyle w:val="10"/>
+            <w:r>
+              <w:rPr>
+                <w:rStyle w:val="9"/>
                 <w:sz w:val="15"/>
                 <w:szCs w:val="15"/>
               </w:rPr>
               <w:t>job_no</w:t>
             </w:r>
-            <w:proofErr w:type="spellEnd"/>
-            <w:r>
-              <w:rPr>
-                <w:rStyle w:val="10"/>
+            <w:r>
+              <w:rPr>
+                <w:rStyle w:val="9"/>
                 <w:rFonts w:hint="eastAsia"/>
                 <w:sz w:val="15"/>
                 <w:szCs w:val="15"/>
@@ -554,14 +568,14 @@
           <w:p>
             <w:pPr>
               <w:rPr>
-                <w:rStyle w:val="10"/>
-                <w:sz w:val="15"/>
-                <w:szCs w:val="15"/>
-              </w:rPr>
-            </w:pPr>
-            <w:r>
-              <w:rPr>
-                <w:rStyle w:val="10"/>
+                <w:rStyle w:val="9"/>
+                <w:sz w:val="15"/>
+                <w:szCs w:val="15"/>
+              </w:rPr>
+            </w:pPr>
+            <w:r>
+              <w:rPr>
+                <w:rStyle w:val="9"/>
                 <w:rFonts w:hint="eastAsia"/>
                 <w:sz w:val="15"/>
                 <w:szCs w:val="15"/>
@@ -577,33 +591,31 @@
           <w:p>
             <w:pPr>
               <w:rPr>
-                <w:rStyle w:val="10"/>
-                <w:sz w:val="15"/>
-                <w:szCs w:val="15"/>
-              </w:rPr>
-            </w:pPr>
-            <w:r>
-              <w:rPr>
-                <w:rStyle w:val="10"/>
+                <w:rStyle w:val="9"/>
+                <w:sz w:val="15"/>
+                <w:szCs w:val="15"/>
+              </w:rPr>
+            </w:pPr>
+            <w:r>
+              <w:rPr>
+                <w:rStyle w:val="9"/>
                 <w:rFonts w:hint="eastAsia"/>
                 <w:sz w:val="15"/>
                 <w:szCs w:val="15"/>
               </w:rPr>
               <w:t>{</w:t>
             </w:r>
-            <w:proofErr w:type="spellStart"/>
-            <w:r>
-              <w:rPr>
-                <w:rStyle w:val="10"/>
+            <w:r>
+              <w:rPr>
+                <w:rStyle w:val="9"/>
                 <w:sz w:val="15"/>
                 <w:szCs w:val="15"/>
               </w:rPr>
               <w:t>sailing_at</w:t>
             </w:r>
-            <w:proofErr w:type="spellEnd"/>
-            <w:r>
-              <w:rPr>
-                <w:rStyle w:val="10"/>
+            <w:r>
+              <w:rPr>
+                <w:rStyle w:val="9"/>
                 <w:rFonts w:hint="eastAsia"/>
                 <w:sz w:val="15"/>
                 <w:szCs w:val="15"/>
@@ -619,14 +631,14 @@
           <w:p>
             <w:pPr>
               <w:rPr>
-                <w:rStyle w:val="10"/>
-                <w:sz w:val="15"/>
-                <w:szCs w:val="15"/>
-              </w:rPr>
-            </w:pPr>
-            <w:r>
-              <w:rPr>
-                <w:rStyle w:val="10"/>
+                <w:rStyle w:val="9"/>
+                <w:sz w:val="15"/>
+                <w:szCs w:val="15"/>
+              </w:rPr>
+            </w:pPr>
+            <w:r>
+              <w:rPr>
+                <w:rStyle w:val="9"/>
                 <w:rFonts w:hint="eastAsia"/>
                 <w:sz w:val="15"/>
                 <w:szCs w:val="15"/>
@@ -642,33 +654,31 @@
           <w:p>
             <w:pPr>
               <w:rPr>
-                <w:rStyle w:val="10"/>
-                <w:sz w:val="15"/>
-                <w:szCs w:val="15"/>
-              </w:rPr>
-            </w:pPr>
-            <w:r>
-              <w:rPr>
-                <w:rStyle w:val="10"/>
+                <w:rStyle w:val="9"/>
+                <w:sz w:val="15"/>
+                <w:szCs w:val="15"/>
+              </w:rPr>
+            </w:pPr>
+            <w:r>
+              <w:rPr>
+                <w:rStyle w:val="9"/>
                 <w:rFonts w:hint="eastAsia"/>
                 <w:sz w:val="15"/>
                 <w:szCs w:val="15"/>
               </w:rPr>
               <w:t>{</w:t>
             </w:r>
-            <w:proofErr w:type="spellStart"/>
-            <w:r>
-              <w:rPr>
-                <w:rStyle w:val="10"/>
+            <w:r>
+              <w:rPr>
+                <w:rStyle w:val="9"/>
                 <w:sz w:val="15"/>
                 <w:szCs w:val="15"/>
               </w:rPr>
               <w:t>arrival_at</w:t>
             </w:r>
-            <w:proofErr w:type="spellEnd"/>
-            <w:r>
-              <w:rPr>
-                <w:rStyle w:val="10"/>
+            <w:r>
+              <w:rPr>
+                <w:rStyle w:val="9"/>
                 <w:rFonts w:hint="eastAsia"/>
                 <w:sz w:val="15"/>
                 <w:szCs w:val="15"/>
@@ -682,10 +692,10 @@
     <w:p>
       <w:pPr>
         <w:pBdr>
-          <w:bottom w:val="single" w:sz="4" w:space="0" w:color="auto"/>
+          <w:bottom w:val="single" w:color="auto" w:sz="4" w:space="0"/>
         </w:pBdr>
         <w:rPr>
-          <w:rStyle w:val="10"/>
+          <w:rStyle w:val="9"/>
           <w:sz w:val="18"/>
           <w:szCs w:val="18"/>
         </w:rPr>
@@ -693,20 +703,26 @@
     </w:p>
     <w:tbl>
       <w:tblPr>
-        <w:tblStyle w:val="a6"/>
+        <w:tblStyle w:val="7"/>
         <w:tblpPr w:leftFromText="180" w:rightFromText="180" w:vertAnchor="text" w:horzAnchor="page" w:tblpX="1785" w:tblpY="275"/>
         <w:tblOverlap w:val="never"/>
         <w:tblW w:w="8522" w:type="dxa"/>
+        <w:tblInd w:w="0" w:type="dxa"/>
         <w:tblBorders>
-          <w:top w:val="none" w:sz="0" w:space="0" w:color="auto"/>
-          <w:left w:val="none" w:sz="0" w:space="0" w:color="auto"/>
-          <w:bottom w:val="none" w:sz="0" w:space="0" w:color="auto"/>
-          <w:right w:val="none" w:sz="0" w:space="0" w:color="auto"/>
-          <w:insideH w:val="none" w:sz="0" w:space="0" w:color="auto"/>
-          <w:insideV w:val="none" w:sz="0" w:space="0" w:color="auto"/>
+          <w:top w:val="none" w:color="auto" w:sz="0" w:space="0"/>
+          <w:left w:val="none" w:color="auto" w:sz="0" w:space="0"/>
+          <w:bottom w:val="none" w:color="auto" w:sz="0" w:space="0"/>
+          <w:right w:val="none" w:color="auto" w:sz="0" w:space="0"/>
+          <w:insideH w:val="none" w:color="auto" w:sz="0" w:space="0"/>
+          <w:insideV w:val="none" w:color="auto" w:sz="0" w:space="0"/>
         </w:tblBorders>
         <w:tblLayout w:type="fixed"/>
-        <w:tblLook w:val="04A0" w:firstRow="1" w:lastRow="0" w:firstColumn="1" w:lastColumn="0" w:noHBand="0" w:noVBand="1"/>
+        <w:tblCellMar>
+          <w:top w:w="0" w:type="dxa"/>
+          <w:left w:w="108" w:type="dxa"/>
+          <w:bottom w:w="0" w:type="dxa"/>
+          <w:right w:w="108" w:type="dxa"/>
+        </w:tblCellMar>
       </w:tblPr>
       <w:tblGrid>
         <w:gridCol w:w="3686"/>
@@ -717,22 +733,38 @@
         <w:gridCol w:w="1421"/>
       </w:tblGrid>
       <w:tr>
+        <w:tblPrEx>
+          <w:tblBorders>
+            <w:top w:val="none" w:color="auto" w:sz="0" w:space="0"/>
+            <w:left w:val="none" w:color="auto" w:sz="0" w:space="0"/>
+            <w:bottom w:val="none" w:color="auto" w:sz="0" w:space="0"/>
+            <w:right w:val="none" w:color="auto" w:sz="0" w:space="0"/>
+            <w:insideH w:val="none" w:color="auto" w:sz="0" w:space="0"/>
+            <w:insideV w:val="none" w:color="auto" w:sz="0" w:space="0"/>
+          </w:tblBorders>
+          <w:tblCellMar>
+            <w:top w:w="0" w:type="dxa"/>
+            <w:left w:w="108" w:type="dxa"/>
+            <w:bottom w:w="0" w:type="dxa"/>
+            <w:right w:w="108" w:type="dxa"/>
+          </w:tblCellMar>
+        </w:tblPrEx>
         <w:tc>
           <w:tcPr>
             <w:tcW w:w="3686" w:type="dxa"/>
           </w:tcPr>
           <w:p>
             <w:pPr>
-              <w:ind w:firstLineChars="400" w:firstLine="723"/>
-              <w:rPr>
-                <w:rStyle w:val="10"/>
+              <w:ind w:firstLine="723" w:firstLineChars="400"/>
+              <w:rPr>
+                <w:rStyle w:val="9"/>
                 <w:sz w:val="18"/>
                 <w:szCs w:val="18"/>
               </w:rPr>
             </w:pPr>
             <w:r>
               <w:rPr>
-                <w:rStyle w:val="10"/>
+                <w:rStyle w:val="9"/>
                 <w:rFonts w:hint="eastAsia"/>
                 <w:sz w:val="18"/>
                 <w:szCs w:val="18"/>
@@ -749,14 +781,14 @@
             <w:pPr>
               <w:jc w:val="center"/>
               <w:rPr>
-                <w:rStyle w:val="10"/>
+                <w:rStyle w:val="9"/>
                 <w:sz w:val="18"/>
                 <w:szCs w:val="18"/>
               </w:rPr>
             </w:pPr>
             <w:r>
               <w:rPr>
-                <w:rStyle w:val="10"/>
+                <w:rStyle w:val="9"/>
                 <w:rFonts w:hint="eastAsia"/>
                 <w:sz w:val="18"/>
                 <w:szCs w:val="18"/>
@@ -773,14 +805,14 @@
             <w:pPr>
               <w:jc w:val="center"/>
               <w:rPr>
-                <w:rStyle w:val="10"/>
+                <w:rStyle w:val="9"/>
                 <w:sz w:val="18"/>
                 <w:szCs w:val="18"/>
               </w:rPr>
             </w:pPr>
             <w:r>
               <w:rPr>
-                <w:rStyle w:val="10"/>
+                <w:rStyle w:val="9"/>
                 <w:rFonts w:hint="eastAsia"/>
                 <w:sz w:val="18"/>
                 <w:szCs w:val="18"/>
@@ -797,14 +829,14 @@
             <w:pPr>
               <w:jc w:val="center"/>
               <w:rPr>
-                <w:rStyle w:val="10"/>
+                <w:rStyle w:val="9"/>
                 <w:sz w:val="18"/>
                 <w:szCs w:val="18"/>
               </w:rPr>
             </w:pPr>
             <w:r>
               <w:rPr>
-                <w:rStyle w:val="10"/>
+                <w:rStyle w:val="9"/>
                 <w:rFonts w:hint="eastAsia"/>
                 <w:sz w:val="18"/>
                 <w:szCs w:val="18"/>
@@ -821,14 +853,14 @@
             <w:pPr>
               <w:jc w:val="center"/>
               <w:rPr>
-                <w:rStyle w:val="10"/>
+                <w:rStyle w:val="9"/>
                 <w:sz w:val="18"/>
                 <w:szCs w:val="18"/>
               </w:rPr>
             </w:pPr>
             <w:r>
               <w:rPr>
-                <w:rStyle w:val="10"/>
+                <w:rStyle w:val="9"/>
                 <w:rFonts w:hint="eastAsia"/>
                 <w:sz w:val="18"/>
                 <w:szCs w:val="18"/>
@@ -845,14 +877,14 @@
             <w:pPr>
               <w:jc w:val="center"/>
               <w:rPr>
-                <w:rStyle w:val="10"/>
+                <w:rStyle w:val="9"/>
                 <w:sz w:val="18"/>
                 <w:szCs w:val="18"/>
               </w:rPr>
             </w:pPr>
             <w:r>
               <w:rPr>
-                <w:rStyle w:val="10"/>
+                <w:rStyle w:val="9"/>
                 <w:rFonts w:hint="eastAsia"/>
                 <w:sz w:val="18"/>
                 <w:szCs w:val="18"/>
@@ -866,17 +898,17 @@
     <w:p>
       <w:pPr>
         <w:pBdr>
-          <w:bottom w:val="single" w:sz="4" w:space="0" w:color="auto"/>
+          <w:bottom w:val="single" w:color="auto" w:sz="4" w:space="0"/>
         </w:pBdr>
         <w:rPr>
-          <w:rStyle w:val="10"/>
+          <w:rStyle w:val="9"/>
           <w:sz w:val="18"/>
           <w:szCs w:val="18"/>
         </w:rPr>
       </w:pPr>
       <w:r>
         <w:rPr>
-          <w:rStyle w:val="10"/>
+          <w:rStyle w:val="9"/>
           <w:rFonts w:hint="eastAsia"/>
           <w:sz w:val="18"/>
           <w:szCs w:val="18"/>
@@ -887,48 +919,34 @@
     <w:p>
       <w:pPr>
         <w:pBdr>
-          <w:bottom w:val="single" w:sz="4" w:space="0" w:color="auto"/>
+          <w:bottom w:val="single" w:color="auto" w:sz="4" w:space="0"/>
         </w:pBdr>
         <w:rPr>
-          <w:rStyle w:val="10"/>
+          <w:rStyle w:val="9"/>
           <w:sz w:val="18"/>
           <w:szCs w:val="18"/>
         </w:rPr>
       </w:pPr>
       <w:r>
         <w:rPr>
-          <w:rStyle w:val="10"/>
-          <w:rFonts w:hint="eastAsia"/>
-          <w:sz w:val="18"/>
-          <w:szCs w:val="18"/>
-        </w:rPr>
-        <w:t xml:space="preserve">         </w:t>
-      </w:r>
-      <w:r>
-        <w:rPr>
-          <w:rStyle w:val="10"/>
-          <w:rFonts w:hint="eastAsia"/>
-          <w:sz w:val="18"/>
-          <w:szCs w:val="18"/>
-        </w:rPr>
-        <w:t xml:space="preserve"> {#</w:t>
-      </w:r>
-      <w:r>
-        <w:t xml:space="preserve"> </w:t>
-      </w:r>
-      <w:proofErr w:type="spellStart"/>
-      <w:r>
-        <w:rPr>
-          <w:rStyle w:val="10"/>
+          <w:rStyle w:val="9"/>
+          <w:rFonts w:hint="eastAsia"/>
+          <w:sz w:val="18"/>
+          <w:szCs w:val="18"/>
+        </w:rPr>
+        <w:t xml:space="preserve">          {#</w:t>
+      </w:r>
+      <w:r>
+        <w:rPr>
+          <w:rStyle w:val="9"/>
           <w:sz w:val="18"/>
           <w:szCs w:val="18"/>
         </w:rPr>
         <w:t>orderBillItems</w:t>
       </w:r>
-      <w:proofErr w:type="spellEnd"/>
-      <w:r>
-        <w:rPr>
-          <w:rStyle w:val="10"/>
+      <w:r>
+        <w:rPr>
+          <w:rStyle w:val="9"/>
           <w:rFonts w:hint="eastAsia"/>
           <w:sz w:val="18"/>
           <w:szCs w:val="18"/>
@@ -939,10 +957,10 @@
     <w:p>
       <w:pPr>
         <w:pBdr>
-          <w:bottom w:val="single" w:sz="4" w:space="0" w:color="auto"/>
+          <w:bottom w:val="single" w:color="auto" w:sz="4" w:space="0"/>
         </w:pBdr>
         <w:rPr>
-          <w:rStyle w:val="10"/>
+          <w:rStyle w:val="9"/>
           <w:rFonts w:hint="eastAsia"/>
           <w:sz w:val="18"/>
           <w:szCs w:val="18"/>
@@ -950,17 +968,16 @@
       </w:pPr>
       <w:r>
         <w:rPr>
-          <w:rStyle w:val="10"/>
+          <w:rStyle w:val="9"/>
           <w:rFonts w:hint="eastAsia"/>
           <w:sz w:val="18"/>
           <w:szCs w:val="18"/>
         </w:rPr>
         <w:t xml:space="preserve">          {</w:t>
       </w:r>
-      <w:proofErr w:type="spellStart"/>
-      <w:r>
-        <w:rPr>
-          <w:rStyle w:val="10"/>
+      <w:r>
+        <w:rPr>
+          <w:rStyle w:val="9"/>
           <w:sz w:val="18"/>
           <w:szCs w:val="18"/>
         </w:rPr>
@@ -968,27 +985,16 @@
       </w:r>
       <w:r>
         <w:rPr>
-          <w:rStyle w:val="10"/>
-          <w:rFonts w:hint="eastAsia"/>
-          <w:sz w:val="18"/>
-          <w:szCs w:val="18"/>
-        </w:rPr>
-        <w:t>name</w:t>
-      </w:r>
-      <w:proofErr w:type="spellEnd"/>
-      <w:r>
-        <w:rPr>
-          <w:rStyle w:val="10"/>
-          <w:rFonts w:hint="eastAsia"/>
-          <w:sz w:val="18"/>
-          <w:szCs w:val="18"/>
-        </w:rPr>
-        <w:t>}            {</w:t>
-      </w:r>
-      <w:proofErr w:type="spellStart"/>
-      <w:r>
-        <w:rPr>
-          <w:rStyle w:val="10"/>
+          <w:rStyle w:val="9"/>
+          <w:rFonts w:hint="eastAsia"/>
+          <w:sz w:val="18"/>
+          <w:szCs w:val="18"/>
+        </w:rPr>
+        <w:t>name}            {</w:t>
+      </w:r>
+      <w:r>
+        <w:rPr>
+          <w:rStyle w:val="9"/>
           <w:sz w:val="18"/>
           <w:szCs w:val="18"/>
         </w:rPr>
@@ -996,26 +1002,16 @@
       </w:r>
       <w:r>
         <w:rPr>
-          <w:rStyle w:val="10"/>
-          <w:rFonts w:hint="eastAsia"/>
-          <w:sz w:val="18"/>
-          <w:szCs w:val="18"/>
-        </w:rPr>
-        <w:t>_name</w:t>
-      </w:r>
-      <w:proofErr w:type="spellEnd"/>
-      <w:r>
-        <w:rPr>
-          <w:rStyle w:val="10"/>
-          <w:rFonts w:hint="eastAsia"/>
-          <w:sz w:val="18"/>
-          <w:szCs w:val="18"/>
-        </w:rPr>
-        <w:t>}{</w:t>
-      </w:r>
-      <w:r>
-        <w:rPr>
-          <w:rStyle w:val="10"/>
+          <w:rStyle w:val="9"/>
+          <w:rFonts w:hint="eastAsia"/>
+          <w:sz w:val="18"/>
+          <w:szCs w:val="18"/>
+        </w:rPr>
+        <w:t>_name}{</w:t>
+      </w:r>
+      <w:r>
+        <w:rPr>
+          <w:rStyle w:val="9"/>
           <w:sz w:val="18"/>
           <w:szCs w:val="18"/>
         </w:rPr>
@@ -1023,7 +1019,7 @@
       </w:r>
       <w:r>
         <w:rPr>
-          <w:rStyle w:val="10"/>
+          <w:rStyle w:val="9"/>
           <w:rFonts w:hint="eastAsia"/>
           <w:sz w:val="18"/>
           <w:szCs w:val="18"/>
@@ -1032,7 +1028,7 @@
       </w:r>
       <w:r>
         <w:rPr>
-          <w:rStyle w:val="10"/>
+          <w:rStyle w:val="9"/>
           <w:sz w:val="18"/>
           <w:szCs w:val="18"/>
         </w:rPr>
@@ -1040,7 +1036,7 @@
       </w:r>
       <w:r>
         <w:rPr>
-          <w:rStyle w:val="10"/>
+          <w:rStyle w:val="9"/>
           <w:rFonts w:hint="eastAsia"/>
           <w:sz w:val="18"/>
           <w:szCs w:val="18"/>
@@ -1049,23 +1045,15 @@
       </w:r>
       <w:r>
         <w:rPr>
-          <w:rStyle w:val="10"/>
-          <w:sz w:val="18"/>
-          <w:szCs w:val="18"/>
-        </w:rPr>
-        <w:t xml:space="preserve"> </w:t>
-      </w:r>
-      <w:r>
-        <w:rPr>
-          <w:rStyle w:val="10"/>
-          <w:sz w:val="18"/>
-          <w:szCs w:val="18"/>
-        </w:rPr>
-        <w:t>quantity</w:t>
-      </w:r>
-      <w:r>
-        <w:rPr>
-          <w:rStyle w:val="10"/>
+          <w:rStyle w:val="9"/>
+          <w:sz w:val="18"/>
+          <w:szCs w:val="18"/>
+        </w:rPr>
+        <w:t xml:space="preserve"> quantity</w:t>
+      </w:r>
+      <w:r>
+        <w:rPr>
+          <w:rStyle w:val="9"/>
           <w:rFonts w:hint="eastAsia"/>
           <w:sz w:val="18"/>
           <w:szCs w:val="18"/>
@@ -1074,23 +1062,15 @@
       </w:r>
       <w:r>
         <w:rPr>
-          <w:rStyle w:val="10"/>
-          <w:sz w:val="18"/>
-          <w:szCs w:val="18"/>
-        </w:rPr>
-        <w:t xml:space="preserve"> </w:t>
-      </w:r>
-      <w:r>
-        <w:rPr>
-          <w:rStyle w:val="10"/>
-          <w:sz w:val="18"/>
-          <w:szCs w:val="18"/>
-        </w:rPr>
-        <w:t>price</w:t>
-      </w:r>
-      <w:r>
-        <w:rPr>
-          <w:rStyle w:val="10"/>
+          <w:rStyle w:val="9"/>
+          <w:sz w:val="18"/>
+          <w:szCs w:val="18"/>
+        </w:rPr>
+        <w:t xml:space="preserve"> price</w:t>
+      </w:r>
+      <w:r>
+        <w:rPr>
+          <w:rStyle w:val="9"/>
           <w:rFonts w:hint="eastAsia"/>
           <w:sz w:val="18"/>
           <w:szCs w:val="18"/>
@@ -1101,10 +1081,10 @@
     <w:p>
       <w:pPr>
         <w:pBdr>
-          <w:bottom w:val="single" w:sz="4" w:space="0" w:color="auto"/>
+          <w:bottom w:val="single" w:color="auto" w:sz="4" w:space="0"/>
         </w:pBdr>
         <w:rPr>
-          <w:rStyle w:val="10"/>
+          <w:rStyle w:val="9"/>
           <w:rFonts w:hint="eastAsia"/>
           <w:sz w:val="18"/>
           <w:szCs w:val="18"/>
@@ -1112,7 +1092,7 @@
       </w:pPr>
       <w:r>
         <w:rPr>
-          <w:rStyle w:val="10"/>
+          <w:rStyle w:val="9"/>
           <w:rFonts w:hint="eastAsia"/>
           <w:sz w:val="18"/>
           <w:szCs w:val="18"/>
@@ -1121,25 +1101,15 @@
       </w:r>
       <w:r>
         <w:rPr>
-          <w:rStyle w:val="10"/>
-          <w:sz w:val="18"/>
-          <w:szCs w:val="18"/>
-        </w:rPr>
-        <w:t xml:space="preserve"> </w:t>
-      </w:r>
-      <w:proofErr w:type="spellStart"/>
-      <w:r>
-        <w:rPr>
-          <w:rStyle w:val="10"/>
+          <w:rStyle w:val="9"/>
           <w:sz w:val="18"/>
           <w:szCs w:val="18"/>
         </w:rPr>
         <w:t>orderBillItems</w:t>
       </w:r>
-      <w:proofErr w:type="spellEnd"/>
-      <w:r>
-        <w:rPr>
-          <w:rStyle w:val="10"/>
+      <w:r>
+        <w:rPr>
+          <w:rStyle w:val="9"/>
           <w:rFonts w:hint="eastAsia"/>
           <w:sz w:val="18"/>
           <w:szCs w:val="18"/>
@@ -1150,10 +1120,10 @@
     <w:p>
       <w:pPr>
         <w:pBdr>
-          <w:bottom w:val="single" w:sz="4" w:space="0" w:color="auto"/>
+          <w:bottom w:val="single" w:color="auto" w:sz="4" w:space="0"/>
         </w:pBdr>
         <w:rPr>
-          <w:rStyle w:val="10"/>
+          <w:rStyle w:val="9"/>
           <w:sz w:val="18"/>
           <w:szCs w:val="18"/>
         </w:rPr>
@@ -1162,10 +1132,10 @@
     <w:p>
       <w:pPr>
         <w:pBdr>
-          <w:bottom w:val="single" w:sz="4" w:space="0" w:color="auto"/>
+          <w:bottom w:val="single" w:color="auto" w:sz="4" w:space="0"/>
         </w:pBdr>
         <w:rPr>
-          <w:rStyle w:val="10"/>
+          <w:rStyle w:val="9"/>
           <w:rFonts w:hint="eastAsia"/>
           <w:sz w:val="18"/>
           <w:szCs w:val="18"/>
@@ -1175,7 +1145,7 @@
     <w:p>
       <w:pPr>
         <w:rPr>
-          <w:rStyle w:val="10"/>
+          <w:rStyle w:val="9"/>
           <w:rFonts w:hint="eastAsia"/>
           <w:sz w:val="18"/>
           <w:szCs w:val="18"/>
@@ -1183,69 +1153,56 @@
       </w:pPr>
       <w:r>
         <w:rPr>
-          <w:rStyle w:val="10"/>
-          <w:rFonts w:hint="eastAsia"/>
-          <w:sz w:val="18"/>
-          <w:szCs w:val="18"/>
-        </w:rPr>
-        <w:t xml:space="preserve">                                                              TOTAL   CNY:  </w:t>
-      </w:r>
-      <w:r>
-        <w:rPr>
-          <w:rStyle w:val="10"/>
-          <w:rFonts w:hint="eastAsia"/>
-          <w:sz w:val="18"/>
-          <w:szCs w:val="18"/>
-        </w:rPr>
-        <w:t>{</w:t>
+          <w:rStyle w:val="9"/>
+          <w:rFonts w:hint="eastAsia"/>
+          <w:sz w:val="18"/>
+          <w:szCs w:val="18"/>
+        </w:rPr>
+        <w:t xml:space="preserve">                                                              TOTAL   CNY:  {</w:t>
       </w:r>
       <w:r>
         <w:t xml:space="preserve"> </w:t>
       </w:r>
-      <w:proofErr w:type="spellStart"/>
-      <w:r>
-        <w:rPr>
-          <w:rStyle w:val="10"/>
+      <w:r>
+        <w:rPr>
+          <w:rStyle w:val="9"/>
           <w:sz w:val="18"/>
           <w:szCs w:val="18"/>
         </w:rPr>
         <w:t>totals.totalCNY</w:t>
       </w:r>
-      <w:proofErr w:type="spellEnd"/>
-      <w:r>
-        <w:rPr>
-          <w:rStyle w:val="10"/>
-          <w:rFonts w:hint="eastAsia"/>
-          <w:sz w:val="18"/>
-          <w:szCs w:val="18"/>
-        </w:rPr>
-        <w:t xml:space="preserve"> </w:t>
-      </w:r>
-      <w:r>
-        <w:rPr>
-          <w:rStyle w:val="10"/>
-          <w:rFonts w:hint="eastAsia"/>
-          <w:sz w:val="18"/>
-          <w:szCs w:val="18"/>
-        </w:rPr>
-        <w:t>}</w:t>
+      <w:r>
+        <w:rPr>
+          <w:rStyle w:val="9"/>
+          <w:rFonts w:hint="eastAsia"/>
+          <w:sz w:val="18"/>
+          <w:szCs w:val="18"/>
+        </w:rPr>
+        <w:t xml:space="preserve"> }</w:t>
       </w:r>
     </w:p>
     <w:tbl>
       <w:tblPr>
-        <w:tblStyle w:val="a6"/>
+        <w:tblStyle w:val="7"/>
         <w:tblpPr w:leftFromText="180" w:rightFromText="180" w:vertAnchor="text" w:horzAnchor="page" w:tblpX="1776" w:tblpY="111"/>
         <w:tblOverlap w:val="never"/>
         <w:tblW w:w="0" w:type="auto"/>
+        <w:tblInd w:w="0" w:type="dxa"/>
         <w:tblBorders>
-          <w:top w:val="none" w:sz="0" w:space="0" w:color="auto"/>
-          <w:left w:val="none" w:sz="0" w:space="0" w:color="auto"/>
-          <w:bottom w:val="none" w:sz="0" w:space="0" w:color="auto"/>
-          <w:right w:val="none" w:sz="0" w:space="0" w:color="auto"/>
-          <w:insideH w:val="none" w:sz="0" w:space="0" w:color="auto"/>
-          <w:insideV w:val="none" w:sz="0" w:space="0" w:color="auto"/>
+          <w:top w:val="none" w:color="auto" w:sz="0" w:space="0"/>
+          <w:left w:val="none" w:color="auto" w:sz="0" w:space="0"/>
+          <w:bottom w:val="none" w:color="auto" w:sz="0" w:space="0"/>
+          <w:right w:val="none" w:color="auto" w:sz="0" w:space="0"/>
+          <w:insideH w:val="none" w:color="auto" w:sz="0" w:space="0"/>
+          <w:insideV w:val="none" w:color="auto" w:sz="0" w:space="0"/>
         </w:tblBorders>
-        <w:tblLook w:val="04A0" w:firstRow="1" w:lastRow="0" w:firstColumn="1" w:lastColumn="0" w:noHBand="0" w:noVBand="1"/>
+        <w:tblLayout w:type="autofit"/>
+        <w:tblCellMar>
+          <w:top w:w="0" w:type="dxa"/>
+          <w:left w:w="108" w:type="dxa"/>
+          <w:bottom w:w="0" w:type="dxa"/>
+          <w:right w:w="108" w:type="dxa"/>
+        </w:tblCellMar>
       </w:tblPr>
       <w:tblGrid>
         <w:gridCol w:w="588"/>
@@ -1254,6 +1211,22 @@
         <w:gridCol w:w="2000"/>
       </w:tblGrid>
       <w:tr>
+        <w:tblPrEx>
+          <w:tblBorders>
+            <w:top w:val="none" w:color="auto" w:sz="0" w:space="0"/>
+            <w:left w:val="none" w:color="auto" w:sz="0" w:space="0"/>
+            <w:bottom w:val="none" w:color="auto" w:sz="0" w:space="0"/>
+            <w:right w:val="none" w:color="auto" w:sz="0" w:space="0"/>
+            <w:insideH w:val="none" w:color="auto" w:sz="0" w:space="0"/>
+            <w:insideV w:val="none" w:color="auto" w:sz="0" w:space="0"/>
+          </w:tblBorders>
+          <w:tblCellMar>
+            <w:top w:w="0" w:type="dxa"/>
+            <w:left w:w="108" w:type="dxa"/>
+            <w:bottom w:w="0" w:type="dxa"/>
+            <w:right w:w="108" w:type="dxa"/>
+          </w:tblCellMar>
+        </w:tblPrEx>
         <w:tc>
           <w:tcPr>
             <w:tcW w:w="588" w:type="dxa"/>
@@ -1261,14 +1234,14 @@
           <w:p>
             <w:pPr>
               <w:rPr>
-                <w:rStyle w:val="10"/>
+                <w:rStyle w:val="9"/>
                 <w:sz w:val="13"/>
                 <w:szCs w:val="13"/>
               </w:rPr>
             </w:pPr>
             <w:r>
               <w:rPr>
-                <w:rStyle w:val="10"/>
+                <w:rStyle w:val="9"/>
                 <w:rFonts w:hint="eastAsia"/>
                 <w:sz w:val="13"/>
                 <w:szCs w:val="13"/>
@@ -1284,14 +1257,14 @@
           <w:p>
             <w:pPr>
               <w:rPr>
-                <w:rStyle w:val="10"/>
+                <w:rStyle w:val="9"/>
                 <w:sz w:val="13"/>
                 <w:szCs w:val="13"/>
               </w:rPr>
             </w:pPr>
             <w:r>
               <w:rPr>
-                <w:rStyle w:val="10"/>
+                <w:rStyle w:val="9"/>
                 <w:rFonts w:hint="eastAsia"/>
                 <w:sz w:val="13"/>
                 <w:szCs w:val="13"/>
@@ -1307,14 +1280,14 @@
           <w:p>
             <w:pPr>
               <w:rPr>
-                <w:rStyle w:val="10"/>
+                <w:rStyle w:val="9"/>
                 <w:sz w:val="13"/>
                 <w:szCs w:val="13"/>
               </w:rPr>
             </w:pPr>
             <w:r>
               <w:rPr>
-                <w:rStyle w:val="10"/>
+                <w:rStyle w:val="9"/>
                 <w:rFonts w:hint="eastAsia"/>
                 <w:sz w:val="13"/>
                 <w:szCs w:val="13"/>
@@ -1330,14 +1303,14 @@
           <w:p>
             <w:pPr>
               <w:rPr>
-                <w:rStyle w:val="10"/>
+                <w:rStyle w:val="9"/>
                 <w:sz w:val="13"/>
                 <w:szCs w:val="13"/>
               </w:rPr>
             </w:pPr>
             <w:r>
               <w:rPr>
-                <w:rStyle w:val="10"/>
+                <w:rStyle w:val="9"/>
                 <w:rFonts w:hint="eastAsia"/>
                 <w:sz w:val="13"/>
                 <w:szCs w:val="13"/>
@@ -1351,7 +1324,7 @@
     <w:p>
       <w:pPr>
         <w:rPr>
-          <w:rStyle w:val="10"/>
+          <w:rStyle w:val="9"/>
           <w:rFonts w:hint="eastAsia"/>
           <w:sz w:val="18"/>
           <w:szCs w:val="18"/>
@@ -1359,58 +1332,38 @@
       </w:pPr>
       <w:r>
         <w:rPr>
-          <w:rStyle w:val="10"/>
-          <w:rFonts w:hint="eastAsia"/>
-          <w:sz w:val="18"/>
-          <w:szCs w:val="18"/>
-        </w:rPr>
-        <w:t xml:space="preserve">             USD:  </w:t>
-      </w:r>
-      <w:r>
-        <w:rPr>
-          <w:rStyle w:val="10"/>
-          <w:rFonts w:hint="eastAsia"/>
-          <w:sz w:val="18"/>
-          <w:szCs w:val="18"/>
-        </w:rPr>
-        <w:t>{</w:t>
+          <w:rStyle w:val="9"/>
+          <w:rFonts w:hint="eastAsia"/>
+          <w:sz w:val="18"/>
+          <w:szCs w:val="18"/>
+        </w:rPr>
+        <w:t xml:space="preserve">             USD:  {</w:t>
       </w:r>
       <w:r>
         <w:t xml:space="preserve"> </w:t>
       </w:r>
-      <w:proofErr w:type="spellStart"/>
-      <w:r>
-        <w:rPr>
-          <w:rStyle w:val="10"/>
+      <w:r>
+        <w:rPr>
+          <w:rStyle w:val="9"/>
           <w:sz w:val="18"/>
           <w:szCs w:val="18"/>
         </w:rPr>
         <w:t>totals.totalUSD</w:t>
       </w:r>
-      <w:proofErr w:type="spellEnd"/>
-      <w:r>
-        <w:rPr>
-          <w:rStyle w:val="10"/>
-          <w:rFonts w:hint="eastAsia"/>
-          <w:sz w:val="18"/>
-          <w:szCs w:val="18"/>
-        </w:rPr>
-        <w:t xml:space="preserve"> </w:t>
-      </w:r>
-      <w:r>
-        <w:rPr>
-          <w:rStyle w:val="10"/>
-          <w:rFonts w:hint="eastAsia"/>
-          <w:sz w:val="18"/>
-          <w:szCs w:val="18"/>
-        </w:rPr>
-        <w:t>}</w:t>
+      <w:r>
+        <w:rPr>
+          <w:rStyle w:val="9"/>
+          <w:rFonts w:hint="eastAsia"/>
+          <w:sz w:val="18"/>
+          <w:szCs w:val="18"/>
+        </w:rPr>
+        <w:t xml:space="preserve"> }</w:t>
       </w:r>
     </w:p>
     <w:p>
       <w:pPr>
         <w:rPr>
-          <w:rStyle w:val="10"/>
+          <w:rStyle w:val="9"/>
           <w:sz w:val="18"/>
           <w:szCs w:val="18"/>
         </w:rPr>
@@ -1419,17 +1372,17 @@
     <w:p>
       <w:pPr>
         <w:pBdr>
-          <w:bottom w:val="single" w:sz="4" w:space="0" w:color="auto"/>
+          <w:bottom w:val="single" w:color="auto" w:sz="4" w:space="0"/>
         </w:pBdr>
         <w:rPr>
-          <w:rStyle w:val="10"/>
+          <w:rStyle w:val="9"/>
           <w:sz w:val="18"/>
           <w:szCs w:val="18"/>
         </w:rPr>
       </w:pPr>
       <w:r>
         <w:rPr>
-          <w:rStyle w:val="10"/>
+          <w:rStyle w:val="9"/>
           <w:rFonts w:hint="eastAsia"/>
           <w:sz w:val="18"/>
           <w:szCs w:val="18"/>
@@ -1437,21 +1390,16 @@
         <w:t>{#</w:t>
       </w:r>
       <w:r>
-        <w:t xml:space="preserve"> </w:t>
-      </w:r>
-      <w:proofErr w:type="spellStart"/>
-      <w:r>
-        <w:rPr>
-          <w:rStyle w:val="10"/>
+        <w:rPr>
+          <w:rStyle w:val="9"/>
           <w:sz w:val="18"/>
           <w:szCs w:val="18"/>
         </w:rPr>
         <w:t>orderBillContainers</w:t>
       </w:r>
-      <w:proofErr w:type="spellEnd"/>
-      <w:r>
-        <w:rPr>
-          <w:rStyle w:val="10"/>
+      <w:r>
+        <w:rPr>
+          <w:rStyle w:val="9"/>
           <w:rFonts w:hint="eastAsia"/>
           <w:sz w:val="18"/>
           <w:szCs w:val="18"/>
@@ -1462,10 +1410,10 @@
     <w:p>
       <w:pPr>
         <w:pBdr>
-          <w:bottom w:val="single" w:sz="4" w:space="0" w:color="auto"/>
+          <w:bottom w:val="single" w:color="auto" w:sz="4" w:space="0"/>
         </w:pBdr>
         <w:rPr>
-          <w:rStyle w:val="10"/>
+          <w:rStyle w:val="9"/>
           <w:rFonts w:hint="eastAsia"/>
           <w:sz w:val="18"/>
           <w:szCs w:val="18"/>
@@ -1473,7 +1421,7 @@
       </w:pPr>
       <w:r>
         <w:rPr>
-          <w:rStyle w:val="10"/>
+          <w:rStyle w:val="9"/>
           <w:rFonts w:hint="eastAsia"/>
           <w:sz w:val="18"/>
           <w:szCs w:val="18"/>
@@ -1482,7 +1430,7 @@
       </w:r>
       <w:r>
         <w:rPr>
-          <w:rStyle w:val="10"/>
+          <w:rStyle w:val="9"/>
           <w:sz w:val="18"/>
           <w:szCs w:val="18"/>
         </w:rPr>
@@ -1490,16 +1438,62 @@
       </w:r>
       <w:r>
         <w:rPr>
-          <w:rStyle w:val="10"/>
-          <w:rFonts w:hint="eastAsia"/>
-          <w:sz w:val="18"/>
-          <w:szCs w:val="18"/>
-        </w:rPr>
-        <w:t xml:space="preserve">}  </w:t>
-      </w:r>
-      <w:r>
-        <w:rPr>
-          <w:rStyle w:val="10"/>
+          <w:rStyle w:val="9"/>
+          <w:rFonts w:hint="eastAsia"/>
+          <w:sz w:val="18"/>
+          <w:szCs w:val="18"/>
+        </w:rPr>
+        <w:t>}  {</w:t>
+      </w:r>
+      <w:r>
+        <w:rPr>
+          <w:rStyle w:val="9"/>
+          <w:sz w:val="18"/>
+          <w:szCs w:val="18"/>
+        </w:rPr>
+        <w:t>no</w:t>
+      </w:r>
+      <w:r>
+        <w:rPr>
+          <w:rStyle w:val="9"/>
+          <w:rFonts w:hint="eastAsia"/>
+          <w:sz w:val="18"/>
+          <w:szCs w:val="18"/>
+        </w:rPr>
+        <w:t>}   {</w:t>
+      </w:r>
+      <w:r>
+        <w:rPr>
+          <w:rStyle w:val="9"/>
+          <w:sz w:val="18"/>
+          <w:szCs w:val="18"/>
+        </w:rPr>
+        <w:t>container_type</w:t>
+      </w:r>
+      <w:r>
+        <w:rPr>
+          <w:rStyle w:val="9"/>
+          <w:rFonts w:hint="eastAsia"/>
+          <w:sz w:val="18"/>
+          <w:szCs w:val="18"/>
+        </w:rPr>
+        <w:t>_name}</w:t>
+      </w:r>
+      <w:r>
+        <w:rPr>
+          <w:rStyle w:val="9"/>
+          <w:rFonts w:hint="eastAsia"/>
+          <w:sz w:val="18"/>
+          <w:szCs w:val="18"/>
+          <w:lang w:val="en-US" w:eastAsia="zh-CN"/>
+        </w:rPr>
+        <w:t>/</w:t>
+      </w:r>
+      <w:bookmarkStart w:id="0" w:name="_GoBack"/>
+      <w:bookmarkEnd w:id="0"/>
+      <w:r>
+        <w:rPr>
+          <w:rStyle w:val="9"/>
           <w:rFonts w:hint="eastAsia"/>
           <w:sz w:val="18"/>
           <w:szCs w:val="18"/>
@@ -1508,61 +1502,7 @@
       </w:r>
       <w:r>
         <w:rPr>
-          <w:rStyle w:val="10"/>
-          <w:sz w:val="18"/>
-          <w:szCs w:val="18"/>
-        </w:rPr>
-        <w:t>no</w:t>
-      </w:r>
-      <w:r>
-        <w:rPr>
-          <w:rStyle w:val="10"/>
-          <w:rFonts w:hint="eastAsia"/>
-          <w:sz w:val="18"/>
-          <w:szCs w:val="18"/>
-        </w:rPr>
-        <w:t>}</w:t>
-      </w:r>
-      <w:r>
-        <w:rPr>
-          <w:rStyle w:val="10"/>
-          <w:rFonts w:hint="eastAsia"/>
-          <w:sz w:val="18"/>
-          <w:szCs w:val="18"/>
-        </w:rPr>
-        <w:t xml:space="preserve">   {</w:t>
-      </w:r>
-      <w:proofErr w:type="spellStart"/>
-      <w:r>
-        <w:rPr>
-          <w:rStyle w:val="10"/>
-          <w:sz w:val="18"/>
-          <w:szCs w:val="18"/>
-        </w:rPr>
-        <w:t>container_type</w:t>
-      </w:r>
-      <w:r>
-        <w:rPr>
-          <w:rStyle w:val="10"/>
-          <w:rFonts w:hint="eastAsia"/>
-          <w:sz w:val="18"/>
-          <w:szCs w:val="18"/>
-        </w:rPr>
-        <w:t>_name</w:t>
-      </w:r>
-      <w:proofErr w:type="spellEnd"/>
-      <w:r>
-        <w:rPr>
-          <w:rStyle w:val="10"/>
-          <w:rFonts w:hint="eastAsia"/>
-          <w:sz w:val="18"/>
-          <w:szCs w:val="18"/>
-        </w:rPr>
-        <w:t>}{</w:t>
-      </w:r>
-      <w:r>
-        <w:rPr>
-          <w:rStyle w:val="10"/>
+          <w:rStyle w:val="9"/>
           <w:sz w:val="18"/>
           <w:szCs w:val="18"/>
         </w:rPr>
@@ -1570,7 +1510,7 @@
       </w:r>
       <w:r>
         <w:rPr>
-          <w:rStyle w:val="10"/>
+          <w:rStyle w:val="9"/>
           <w:rFonts w:hint="eastAsia"/>
           <w:sz w:val="18"/>
           <w:szCs w:val="18"/>
@@ -1581,10 +1521,10 @@
     <w:p>
       <w:pPr>
         <w:pBdr>
-          <w:bottom w:val="single" w:sz="4" w:space="0" w:color="auto"/>
+          <w:bottom w:val="single" w:color="auto" w:sz="4" w:space="0"/>
         </w:pBdr>
         <w:rPr>
-          <w:rStyle w:val="10"/>
+          <w:rStyle w:val="9"/>
           <w:rFonts w:hint="eastAsia"/>
           <w:sz w:val="18"/>
           <w:szCs w:val="18"/>
@@ -1592,7 +1532,7 @@
       </w:pPr>
       <w:r>
         <w:rPr>
-          <w:rStyle w:val="10"/>
+          <w:rStyle w:val="9"/>
           <w:rFonts w:hint="eastAsia"/>
           <w:sz w:val="18"/>
           <w:szCs w:val="18"/>
@@ -1601,25 +1541,15 @@
       </w:r>
       <w:r>
         <w:rPr>
-          <w:rStyle w:val="10"/>
-          <w:sz w:val="18"/>
-          <w:szCs w:val="18"/>
-        </w:rPr>
-        <w:t xml:space="preserve"> </w:t>
-      </w:r>
-      <w:proofErr w:type="spellStart"/>
-      <w:r>
-        <w:rPr>
-          <w:rStyle w:val="10"/>
+          <w:rStyle w:val="9"/>
           <w:sz w:val="18"/>
           <w:szCs w:val="18"/>
         </w:rPr>
         <w:t>orderBillContainers</w:t>
       </w:r>
-      <w:proofErr w:type="spellEnd"/>
-      <w:r>
-        <w:rPr>
-          <w:rStyle w:val="10"/>
+      <w:r>
+        <w:rPr>
+          <w:rStyle w:val="9"/>
           <w:rFonts w:hint="eastAsia"/>
           <w:sz w:val="18"/>
           <w:szCs w:val="18"/>
@@ -1630,7 +1560,7 @@
     <w:p>
       <w:pPr>
         <w:rPr>
-          <w:rStyle w:val="10"/>
+          <w:rStyle w:val="9"/>
           <w:sz w:val="18"/>
           <w:szCs w:val="18"/>
         </w:rPr>
@@ -1639,7 +1569,7 @@
     <w:p>
       <w:pPr>
         <w:rPr>
-          <w:rStyle w:val="10"/>
+          <w:rStyle w:val="9"/>
           <w:sz w:val="18"/>
           <w:szCs w:val="18"/>
         </w:rPr>
@@ -1648,64 +1578,63 @@
     <w:p>
       <w:pPr>
         <w:rPr>
-          <w:rStyle w:val="10"/>
+          <w:rStyle w:val="9"/>
           <w:sz w:val="18"/>
           <w:szCs w:val="18"/>
         </w:rPr>
       </w:pPr>
       <w:r>
         <w:rPr>
-          <w:rStyle w:val="10"/>
-          <w:sz w:val="18"/>
-          <w:szCs w:val="18"/>
-        </w:rPr>
-        <w:t>请在收到此费用确认单</w:t>
-      </w:r>
-      <w:r>
-        <w:rPr>
-          <w:rStyle w:val="10"/>
-          <w:sz w:val="18"/>
-          <w:szCs w:val="18"/>
-        </w:rPr>
-        <w:t>24</w:t>
-      </w:r>
-      <w:r>
-        <w:rPr>
-          <w:rStyle w:val="10"/>
-          <w:sz w:val="18"/>
-          <w:szCs w:val="18"/>
-        </w:rPr>
-        <w:t>小时之内确认回传，否则我司默认以上费用正确无误。谢谢合作</w:t>
-      </w:r>
-      <w:r>
-        <w:rPr>
-          <w:rStyle w:val="10"/>
-          <w:sz w:val="18"/>
-          <w:szCs w:val="18"/>
-        </w:rPr>
-        <w:t>!</w:t>
+          <w:rStyle w:val="9"/>
+          <w:sz w:val="18"/>
+          <w:szCs w:val="18"/>
+        </w:rPr>
+        <w:t>请在收到此费用确认单24小时之内确认回传，否则我司默认以上费用正确无误。谢谢合作!</w:t>
       </w:r>
     </w:p>
     <w:tbl>
       <w:tblPr>
-        <w:tblStyle w:val="a6"/>
+        <w:tblStyle w:val="7"/>
         <w:tblW w:w="0" w:type="auto"/>
+        <w:tblInd w:w="0" w:type="dxa"/>
         <w:tblBorders>
-          <w:top w:val="none" w:sz="0" w:space="0" w:color="auto"/>
-          <w:left w:val="none" w:sz="0" w:space="0" w:color="auto"/>
-          <w:bottom w:val="none" w:sz="0" w:space="0" w:color="auto"/>
-          <w:right w:val="none" w:sz="0" w:space="0" w:color="auto"/>
-          <w:insideH w:val="none" w:sz="0" w:space="0" w:color="auto"/>
-          <w:insideV w:val="none" w:sz="0" w:space="0" w:color="auto"/>
+          <w:top w:val="none" w:color="auto" w:sz="0" w:space="0"/>
+          <w:left w:val="none" w:color="auto" w:sz="0" w:space="0"/>
+          <w:bottom w:val="none" w:color="auto" w:sz="0" w:space="0"/>
+          <w:right w:val="none" w:color="auto" w:sz="0" w:space="0"/>
+          <w:insideH w:val="none" w:color="auto" w:sz="0" w:space="0"/>
+          <w:insideV w:val="none" w:color="auto" w:sz="0" w:space="0"/>
         </w:tblBorders>
-        <w:tblLook w:val="04A0" w:firstRow="1" w:lastRow="0" w:firstColumn="1" w:lastColumn="0" w:noHBand="0" w:noVBand="1"/>
+        <w:tblLayout w:type="autofit"/>
+        <w:tblCellMar>
+          <w:top w:w="0" w:type="dxa"/>
+          <w:left w:w="108" w:type="dxa"/>
+          <w:bottom w:w="0" w:type="dxa"/>
+          <w:right w:w="108" w:type="dxa"/>
+        </w:tblCellMar>
       </w:tblPr>
       <w:tblGrid>
-        <w:gridCol w:w="8306"/>
+        <w:gridCol w:w="8522"/>
       </w:tblGrid>
       <w:tr>
+        <w:tblPrEx>
+          <w:tblBorders>
+            <w:top w:val="none" w:color="auto" w:sz="0" w:space="0"/>
+            <w:left w:val="none" w:color="auto" w:sz="0" w:space="0"/>
+            <w:bottom w:val="none" w:color="auto" w:sz="0" w:space="0"/>
+            <w:right w:val="none" w:color="auto" w:sz="0" w:space="0"/>
+            <w:insideH w:val="none" w:color="auto" w:sz="0" w:space="0"/>
+            <w:insideV w:val="none" w:color="auto" w:sz="0" w:space="0"/>
+          </w:tblBorders>
+          <w:tblCellMar>
+            <w:top w:w="0" w:type="dxa"/>
+            <w:left w:w="108" w:type="dxa"/>
+            <w:bottom w:w="0" w:type="dxa"/>
+            <w:right w:w="108" w:type="dxa"/>
+          </w:tblCellMar>
+        </w:tblPrEx>
         <w:trPr>
-          <w:trHeight w:val="939"/>
+          <w:trHeight w:val="939" w:hRule="atLeast"/>
         </w:trPr>
         <w:tc>
           <w:tcPr>
@@ -1714,7 +1643,7 @@
           <w:p>
             <w:pPr>
               <w:rPr>
-                <w:rStyle w:val="10"/>
+                <w:rStyle w:val="9"/>
                 <w:sz w:val="18"/>
                 <w:szCs w:val="18"/>
               </w:rPr>
@@ -1725,26 +1654,49 @@
     </w:tbl>
     <w:tbl>
       <w:tblPr>
-        <w:tblStyle w:val="a6"/>
+        <w:tblStyle w:val="7"/>
         <w:tblpPr w:leftFromText="180" w:rightFromText="180" w:vertAnchor="text" w:horzAnchor="page" w:tblpX="1794" w:tblpY="298"/>
         <w:tblOverlap w:val="never"/>
         <w:tblW w:w="0" w:type="auto"/>
+        <w:tblInd w:w="0" w:type="dxa"/>
         <w:tblBorders>
-          <w:top w:val="none" w:sz="0" w:space="0" w:color="auto"/>
-          <w:left w:val="none" w:sz="0" w:space="0" w:color="auto"/>
-          <w:bottom w:val="none" w:sz="0" w:space="0" w:color="auto"/>
-          <w:right w:val="none" w:sz="0" w:space="0" w:color="auto"/>
-          <w:insideH w:val="none" w:sz="0" w:space="0" w:color="auto"/>
-          <w:insideV w:val="none" w:sz="0" w:space="0" w:color="auto"/>
+          <w:top w:val="none" w:color="auto" w:sz="0" w:space="0"/>
+          <w:left w:val="none" w:color="auto" w:sz="0" w:space="0"/>
+          <w:bottom w:val="none" w:color="auto" w:sz="0" w:space="0"/>
+          <w:right w:val="none" w:color="auto" w:sz="0" w:space="0"/>
+          <w:insideH w:val="none" w:color="auto" w:sz="0" w:space="0"/>
+          <w:insideV w:val="none" w:color="auto" w:sz="0" w:space="0"/>
         </w:tblBorders>
-        <w:tblLook w:val="04A0" w:firstRow="1" w:lastRow="0" w:firstColumn="1" w:lastColumn="0" w:noHBand="0" w:noVBand="1"/>
+        <w:tblLayout w:type="autofit"/>
+        <w:tblCellMar>
+          <w:top w:w="0" w:type="dxa"/>
+          <w:left w:w="108" w:type="dxa"/>
+          <w:bottom w:w="0" w:type="dxa"/>
+          <w:right w:w="108" w:type="dxa"/>
+        </w:tblCellMar>
       </w:tblPr>
       <w:tblGrid>
-        <w:gridCol w:w="8306"/>
+        <w:gridCol w:w="8522"/>
       </w:tblGrid>
       <w:tr>
+        <w:tblPrEx>
+          <w:tblBorders>
+            <w:top w:val="none" w:color="auto" w:sz="0" w:space="0"/>
+            <w:left w:val="none" w:color="auto" w:sz="0" w:space="0"/>
+            <w:bottom w:val="none" w:color="auto" w:sz="0" w:space="0"/>
+            <w:right w:val="none" w:color="auto" w:sz="0" w:space="0"/>
+            <w:insideH w:val="none" w:color="auto" w:sz="0" w:space="0"/>
+            <w:insideV w:val="none" w:color="auto" w:sz="0" w:space="0"/>
+          </w:tblBorders>
+          <w:tblCellMar>
+            <w:top w:w="0" w:type="dxa"/>
+            <w:left w:w="108" w:type="dxa"/>
+            <w:bottom w:w="0" w:type="dxa"/>
+            <w:right w:w="108" w:type="dxa"/>
+          </w:tblCellMar>
+        </w:tblPrEx>
         <w:trPr>
-          <w:trHeight w:val="1430"/>
+          <w:trHeight w:val="1430" w:hRule="atLeast"/>
         </w:trPr>
         <w:tc>
           <w:tcPr>
@@ -1753,13 +1705,13 @@
           <w:p>
             <w:pPr>
               <w:rPr>
-                <w:rStyle w:val="10"/>
+                <w:rStyle w:val="9"/>
                 <w:sz w:val="24"/>
               </w:rPr>
             </w:pPr>
             <w:r>
               <w:rPr>
-                <w:rStyle w:val="10"/>
+                <w:rStyle w:val="9"/>
                 <w:rFonts w:hint="eastAsia"/>
                 <w:sz w:val="24"/>
               </w:rPr>
@@ -1768,11 +1720,11 @@
           </w:p>
           <w:p>
             <w:pPr>
-              <w:pStyle w:val="a5"/>
+              <w:pStyle w:val="5"/>
               <w:widowControl/>
               <w:spacing w:beforeAutospacing="0" w:afterAutospacing="0"/>
               <w:rPr>
-                <w:rFonts w:ascii="Helvetica Neue" w:hAnsi="Helvetica Neue" w:cs="Helvetica Neue" w:hint="eastAsia"/>
+                <w:rFonts w:hint="eastAsia" w:ascii="Helvetica Neue" w:hAnsi="Helvetica Neue" w:cs="Helvetica Neue"/>
                 <w:color w:val="000000"/>
                 <w:sz w:val="15"/>
                 <w:szCs w:val="15"/>
@@ -1780,14 +1732,13 @@
             </w:pPr>
             <w:r>
               <w:rPr>
-                <w:rFonts w:ascii="Helvetica Neue" w:hAnsi="Helvetica Neue" w:cs="Helvetica Neue" w:hint="eastAsia"/>
+                <w:rFonts w:hint="eastAsia" w:ascii="Helvetica Neue" w:hAnsi="Helvetica Neue" w:cs="Helvetica Neue"/>
                 <w:color w:val="000000"/>
                 <w:sz w:val="15"/>
                 <w:szCs w:val="15"/>
               </w:rPr>
               <w:t>{</w:t>
             </w:r>
-            <w:proofErr w:type="spellStart"/>
             <w:r>
               <w:rPr>
                 <w:rFonts w:ascii="Helvetica Neue" w:hAnsi="Helvetica Neue" w:cs="Helvetica Neue"/>
@@ -1797,10 +1748,9 @@
               </w:rPr>
               <w:t>cost_share</w:t>
             </w:r>
-            <w:proofErr w:type="spellEnd"/>
-            <w:r>
-              <w:rPr>
-                <w:rFonts w:ascii="Helvetica Neue" w:hAnsi="Helvetica Neue" w:cs="Helvetica Neue" w:hint="eastAsia"/>
+            <w:r>
+              <w:rPr>
+                <w:rFonts w:hint="eastAsia" w:ascii="Helvetica Neue" w:hAnsi="Helvetica Neue" w:cs="Helvetica Neue"/>
                 <w:color w:val="000000"/>
                 <w:sz w:val="15"/>
                 <w:szCs w:val="15"/>
@@ -1811,7 +1761,7 @@
           <w:p>
             <w:pPr>
               <w:rPr>
-                <w:rStyle w:val="10"/>
+                <w:rStyle w:val="9"/>
                 <w:sz w:val="24"/>
               </w:rPr>
             </w:pPr>
@@ -1822,7 +1772,7 @@
     <w:p>
       <w:pPr>
         <w:rPr>
-          <w:rStyle w:val="10"/>
+          <w:rStyle w:val="9"/>
           <w:sz w:val="18"/>
           <w:szCs w:val="18"/>
         </w:rPr>
@@ -1830,24 +1780,47 @@
     </w:p>
     <w:tbl>
       <w:tblPr>
-        <w:tblStyle w:val="a6"/>
+        <w:tblStyle w:val="7"/>
         <w:tblW w:w="0" w:type="auto"/>
+        <w:tblInd w:w="0" w:type="dxa"/>
         <w:tblBorders>
-          <w:top w:val="none" w:sz="0" w:space="0" w:color="auto"/>
-          <w:left w:val="none" w:sz="0" w:space="0" w:color="auto"/>
-          <w:bottom w:val="none" w:sz="0" w:space="0" w:color="auto"/>
-          <w:right w:val="none" w:sz="0" w:space="0" w:color="auto"/>
-          <w:insideH w:val="none" w:sz="0" w:space="0" w:color="auto"/>
-          <w:insideV w:val="none" w:sz="0" w:space="0" w:color="auto"/>
+          <w:top w:val="none" w:color="auto" w:sz="0" w:space="0"/>
+          <w:left w:val="none" w:color="auto" w:sz="0" w:space="0"/>
+          <w:bottom w:val="none" w:color="auto" w:sz="0" w:space="0"/>
+          <w:right w:val="none" w:color="auto" w:sz="0" w:space="0"/>
+          <w:insideH w:val="none" w:color="auto" w:sz="0" w:space="0"/>
+          <w:insideV w:val="none" w:color="auto" w:sz="0" w:space="0"/>
         </w:tblBorders>
-        <w:tblLook w:val="04A0" w:firstRow="1" w:lastRow="0" w:firstColumn="1" w:lastColumn="0" w:noHBand="0" w:noVBand="1"/>
+        <w:tblLayout w:type="autofit"/>
+        <w:tblCellMar>
+          <w:top w:w="0" w:type="dxa"/>
+          <w:left w:w="108" w:type="dxa"/>
+          <w:bottom w:w="0" w:type="dxa"/>
+          <w:right w:w="108" w:type="dxa"/>
+        </w:tblCellMar>
       </w:tblPr>
       <w:tblGrid>
-        <w:gridCol w:w="8306"/>
+        <w:gridCol w:w="8522"/>
       </w:tblGrid>
       <w:tr>
+        <w:tblPrEx>
+          <w:tblBorders>
+            <w:top w:val="none" w:color="auto" w:sz="0" w:space="0"/>
+            <w:left w:val="none" w:color="auto" w:sz="0" w:space="0"/>
+            <w:bottom w:val="none" w:color="auto" w:sz="0" w:space="0"/>
+            <w:right w:val="none" w:color="auto" w:sz="0" w:space="0"/>
+            <w:insideH w:val="none" w:color="auto" w:sz="0" w:space="0"/>
+            <w:insideV w:val="none" w:color="auto" w:sz="0" w:space="0"/>
+          </w:tblBorders>
+          <w:tblCellMar>
+            <w:top w:w="0" w:type="dxa"/>
+            <w:left w:w="108" w:type="dxa"/>
+            <w:bottom w:w="0" w:type="dxa"/>
+            <w:right w:w="108" w:type="dxa"/>
+          </w:tblCellMar>
+        </w:tblPrEx>
         <w:trPr>
-          <w:trHeight w:val="1957"/>
+          <w:trHeight w:val="1957" w:hRule="atLeast"/>
         </w:trPr>
         <w:tc>
           <w:tcPr>
@@ -1856,13 +1829,13 @@
           <w:p>
             <w:pPr>
               <w:rPr>
-                <w:rStyle w:val="10"/>
+                <w:rStyle w:val="9"/>
                 <w:sz w:val="24"/>
               </w:rPr>
             </w:pPr>
             <w:r>
               <w:rPr>
-                <w:rStyle w:val="10"/>
+                <w:rStyle w:val="9"/>
                 <w:rFonts w:hint="eastAsia"/>
                 <w:sz w:val="24"/>
               </w:rPr>
@@ -1871,11 +1844,11 @@
           </w:p>
           <w:p>
             <w:pPr>
-              <w:pStyle w:val="a5"/>
+              <w:pStyle w:val="5"/>
               <w:widowControl/>
               <w:spacing w:beforeAutospacing="0" w:afterAutospacing="0"/>
               <w:rPr>
-                <w:rStyle w:val="10"/>
+                <w:rStyle w:val="9"/>
                 <w:rFonts w:hint="eastAsia"/>
                 <w:sz w:val="18"/>
                 <w:szCs w:val="18"/>
@@ -1883,14 +1856,13 @@
             </w:pPr>
             <w:r>
               <w:rPr>
-                <w:rFonts w:ascii="Helvetica Neue" w:hAnsi="Helvetica Neue" w:cs="Helvetica Neue" w:hint="eastAsia"/>
+                <w:rFonts w:hint="eastAsia" w:ascii="Helvetica Neue" w:hAnsi="Helvetica Neue" w:cs="Helvetica Neue"/>
                 <w:color w:val="000000"/>
                 <w:sz w:val="15"/>
                 <w:szCs w:val="15"/>
               </w:rPr>
               <w:t>{</w:t>
             </w:r>
-            <w:proofErr w:type="spellStart"/>
             <w:r>
               <w:rPr>
                 <w:rFonts w:ascii="Helvetica Neue" w:hAnsi="Helvetica Neue" w:cs="Helvetica Neue"/>
@@ -1900,10 +1872,9 @@
               </w:rPr>
               <w:t>customer_payment_info</w:t>
             </w:r>
-            <w:proofErr w:type="spellEnd"/>
-            <w:r>
-              <w:rPr>
-                <w:rFonts w:ascii="Helvetica Neue" w:hAnsi="Helvetica Neue" w:cs="Helvetica Neue" w:hint="eastAsia"/>
+            <w:r>
+              <w:rPr>
+                <w:rFonts w:hint="eastAsia" w:ascii="Helvetica Neue" w:hAnsi="Helvetica Neue" w:cs="Helvetica Neue"/>
                 <w:color w:val="000000"/>
                 <w:sz w:val="15"/>
                 <w:szCs w:val="15"/>
@@ -1917,48 +1888,29 @@
     <w:p>
       <w:pPr>
         <w:rPr>
-          <w:rStyle w:val="10"/>
+          <w:rStyle w:val="9"/>
           <w:sz w:val="18"/>
           <w:szCs w:val="18"/>
         </w:rPr>
       </w:pPr>
     </w:p>
     <w:sectPr>
-      <w:headerReference w:type="default" r:id="rId6"/>
-      <w:footerReference w:type="default" r:id="rId7"/>
+      <w:headerReference r:id="rId3" w:type="default"/>
+      <w:footerReference r:id="rId4" w:type="default"/>
       <w:pgSz w:w="11906" w:h="16838"/>
       <w:pgMar w:top="1440" w:right="1800" w:bottom="1440" w:left="1800" w:header="851" w:footer="992" w:gutter="0"/>
-      <w:cols w:space="425"/>
-      <w:docGrid w:type="lines" w:linePitch="312"/>
+      <w:cols w:space="425" w:num="1"/>
+      <w:docGrid w:type="lines" w:linePitch="312" w:charSpace="0"/>
     </w:sectPr>
   </w:body>
 </w:document>
 </file>
 
-<file path=word/endnotes.xml><?xml version="1.0" encoding="utf-8"?>
-<w:endnotes xmlns:wpc="http://schemas.microsoft.com/office/word/2010/wordprocessingCanvas" xmlns:cx="http://schemas.microsoft.com/office/drawing/2014/chartex" xmlns:cx1="http://schemas.microsoft.com/office/drawing/2015/9/8/chartex" xmlns:cx2="http://schemas.microsoft.com/office/drawing/2015/10/21/chartex" xmlns:cx3="http://schemas.microsoft.com/office/drawing/2016/5/9/chartex" xmlns:cx4="http://schemas.microsoft.com/office/drawing/2016/5/10/chartex" xmlns:cx5="http://schemas.microsoft.com/office/drawing/2016/5/11/chartex" xmlns:cx6="http://schemas.microsoft.com/office/drawing/2016/5/12/chartex" xmlns:cx7="http://schemas.microsoft.com/office/drawing/2016/5/13/chartex" xmlns:cx8="http://schemas.microsoft.com/office/drawing/2016/5/14/chartex" xmlns:mc="http://schemas.openxmlformats.org/markup-compatibility/2006" xmlns:aink="http://schemas.microsoft.com/office/drawing/2016/ink" xmlns:am3d="http://schemas.microsoft.com/office/drawing/2017/model3d" xmlns:o="urn:schemas-microsoft-com:office:office" xmlns:oel="http://schemas.microsoft.com/office/2019/extlst" xmlns:r="http://schemas.openxmlformats.org/officeDocument/2006/relationships" xmlns:m="http://schemas.openxmlformats.org/officeDocument/2006/math" xmlns:v="urn:schemas-microsoft-com:vml" xmlns:wp14="http://schemas.microsoft.com/office/word/2010/wordprocessingDrawing" xmlns:wp="http://schemas.openxmlformats.org/drawingml/2006/wordprocessingDrawing" xmlns:w10="urn:schemas-microsoft-com:office:word" xmlns:w="http://schemas.openxmlformats.org/wordprocessingml/2006/main" xmlns:w14="http://schemas.microsoft.com/office/word/2010/wordml" xmlns:w15="http://schemas.microsoft.com/office/word/2012/wordml" xmlns:w16cex="http://schemas.microsoft.com/office/word/2018/wordml/cex" xmlns:w16cid="http://schemas.microsoft.com/office/word/2016/wordml/cid" xmlns:w16="http://schemas.microsoft.com/office/word/2018/wordml" xmlns:w16du="http://schemas.microsoft.com/office/word/2023/wordml/word16du" xmlns:w16sdtdh="http://schemas.microsoft.com/office/word/2020/wordml/sdtdatahash" xmlns:w16sdtfl="http://schemas.microsoft.com/office/word/2024/wordml/sdtformatlock" xmlns:w16se="http://schemas.microsoft.com/office/word/2015/wordml/symex" xmlns:wpg="http://schemas.microsoft.com/office/word/2010/wordprocessingGroup" xmlns:wpi="http://schemas.microsoft.com/office/word/2010/wordprocessingInk" xmlns:wne="http://schemas.microsoft.com/office/word/2006/wordml" xmlns:wps="http://schemas.microsoft.com/office/word/2010/wordprocessingShape" mc:Ignorable="w14 w15 w16se w16cid w16 w16cex w16sdtdh w16sdtfl w16du wp14">
-  <w:endnote w:type="separator" w:id="-1">
-    <w:p>
-      <w:r>
-        <w:separator/>
-      </w:r>
-    </w:p>
-  </w:endnote>
-  <w:endnote w:type="continuationSeparator" w:id="0">
-    <w:p>
-      <w:r>
-        <w:continuationSeparator/>
-      </w:r>
-    </w:p>
-  </w:endnote>
-</w:endnotes>
-</file>
-
 <file path=word/footer1.xml><?xml version="1.0" encoding="utf-8"?>
-<w:ftr xmlns:wpc="http://schemas.microsoft.com/office/word/2010/wordprocessingCanvas" xmlns:cx="http://schemas.microsoft.com/office/drawing/2014/chartex" xmlns:cx1="http://schemas.microsoft.com/office/drawing/2015/9/8/chartex" xmlns:cx2="http://schemas.microsoft.com/office/drawing/2015/10/21/chartex" xmlns:cx3="http://schemas.microsoft.com/office/drawing/2016/5/9/chartex" xmlns:cx4="http://schemas.microsoft.com/office/drawing/2016/5/10/chartex" xmlns:cx5="http://schemas.microsoft.com/office/drawing/2016/5/11/chartex" xmlns:cx6="http://schemas.microsoft.com/office/drawing/2016/5/12/chartex" xmlns:cx7="http://schemas.microsoft.com/office/drawing/2016/5/13/chartex" xmlns:cx8="http://schemas.microsoft.com/office/drawing/2016/5/14/chartex" xmlns:mc="http://schemas.openxmlformats.org/markup-compatibility/2006" xmlns:aink="http://schemas.microsoft.com/office/drawing/2016/ink" xmlns:am3d="http://schemas.microsoft.com/office/drawing/2017/model3d" xmlns:o="urn:schemas-microsoft-com:office:office" xmlns:oel="http://schemas.microsoft.com/office/2019/extlst" xmlns:r="http://schemas.openxmlformats.org/officeDocument/2006/relationships" xmlns:m="http://schemas.openxmlformats.org/officeDocument/2006/math" xmlns:v="urn:schemas-microsoft-com:vml" xmlns:wp14="http://schemas.microsoft.com/office/word/2010/wordprocessingDrawing" xmlns:wp="http://schemas.openxmlformats.org/drawingml/2006/wordprocessingDrawing" xmlns:w10="urn:schemas-microsoft-com:office:word" xmlns:w="http://schemas.openxmlformats.org/wordprocessingml/2006/main" xmlns:w14="http://schemas.microsoft.com/office/word/2010/wordml" xmlns:w15="http://schemas.microsoft.com/office/word/2012/wordml" xmlns:w16cex="http://schemas.microsoft.com/office/word/2018/wordml/cex" xmlns:w16cid="http://schemas.microsoft.com/office/word/2016/wordml/cid" xmlns:w16="http://schemas.microsoft.com/office/word/2018/wordml" xmlns:w16du="http://schemas.microsoft.com/office/word/2023/wordml/word16du" xmlns:w16sdtdh="http://schemas.microsoft.com/office/word/2020/wordml/sdtdatahash" xmlns:w16sdtfl="http://schemas.microsoft.com/office/word/2024/wordml/sdtformatlock" xmlns:w16se="http://schemas.microsoft.com/office/word/2015/wordml/symex" xmlns:wpg="http://schemas.microsoft.com/office/word/2010/wordprocessingGroup" xmlns:wpi="http://schemas.microsoft.com/office/word/2010/wordprocessingInk" xmlns:wne="http://schemas.microsoft.com/office/word/2006/wordml" xmlns:wps="http://schemas.microsoft.com/office/word/2010/wordprocessingShape" mc:Ignorable="w14 w15 w16se w16cid w16 w16cex w16sdtdh w16sdtfl w16du wp14">
+<w:ftr xmlns:wpc="http://schemas.microsoft.com/office/word/2010/wordprocessingCanvas" xmlns:mc="http://schemas.openxmlformats.org/markup-compatibility/2006" xmlns:o="urn:schemas-microsoft-com:office:office" xmlns:r="http://schemas.openxmlformats.org/officeDocument/2006/relationships" xmlns:m="http://schemas.openxmlformats.org/officeDocument/2006/math" xmlns:v="urn:schemas-microsoft-com:vml" xmlns:wp14="http://schemas.microsoft.com/office/word/2010/wordprocessingDrawing" xmlns:wp="http://schemas.openxmlformats.org/drawingml/2006/wordprocessingDrawing" xmlns:w10="urn:schemas-microsoft-com:office:word" xmlns:w="http://schemas.openxmlformats.org/wordprocessingml/2006/main" xmlns:w14="http://schemas.microsoft.com/office/word/2010/wordml" xmlns:w15="http://schemas.microsoft.com/office/word/2012/wordml" xmlns:wpg="http://schemas.microsoft.com/office/word/2010/wordprocessingGroup" xmlns:wpi="http://schemas.microsoft.com/office/word/2010/wordprocessingInk" xmlns:wne="http://schemas.microsoft.com/office/word/2006/wordml" xmlns:wps="http://schemas.microsoft.com/office/word/2010/wordprocessingShape" xmlns:wpsCustomData="http://www.wps.cn/officeDocument/2013/wpsCustomData" mc:Ignorable="w14 w15 wp14">
   <w:p>
     <w:pPr>
-      <w:pStyle w:val="a3"/>
+      <w:pStyle w:val="3"/>
       <w:jc w:val="center"/>
       <w:rPr>
         <w:rFonts w:hint="eastAsia"/>
@@ -1974,7 +1926,6 @@
       </w:rPr>
       <w:t>{</w:t>
     </w:r>
-    <w:proofErr w:type="spellStart"/>
     <w:r>
       <w:rPr>
         <w:sz w:val="21"/>
@@ -1982,7 +1933,6 @@
       </w:rPr>
       <w:t>remarkBill</w:t>
     </w:r>
-    <w:proofErr w:type="spellEnd"/>
     <w:r>
       <w:rPr>
         <w:rFonts w:hint="eastAsia"/>
@@ -1995,37 +1945,15 @@
 </w:ftr>
 </file>
 
-<file path=word/footnotes.xml><?xml version="1.0" encoding="utf-8"?>
-<w:footnotes xmlns:wpc="http://schemas.microsoft.com/office/word/2010/wordprocessingCanvas" xmlns:cx="http://schemas.microsoft.com/office/drawing/2014/chartex" xmlns:cx1="http://schemas.microsoft.com/office/drawing/2015/9/8/chartex" xmlns:cx2="http://schemas.microsoft.com/office/drawing/2015/10/21/chartex" xmlns:cx3="http://schemas.microsoft.com/office/drawing/2016/5/9/chartex" xmlns:cx4="http://schemas.microsoft.com/office/drawing/2016/5/10/chartex" xmlns:cx5="http://schemas.microsoft.com/office/drawing/2016/5/11/chartex" xmlns:cx6="http://schemas.microsoft.com/office/drawing/2016/5/12/chartex" xmlns:cx7="http://schemas.microsoft.com/office/drawing/2016/5/13/chartex" xmlns:cx8="http://schemas.microsoft.com/office/drawing/2016/5/14/chartex" xmlns:mc="http://schemas.openxmlformats.org/markup-compatibility/2006" xmlns:aink="http://schemas.microsoft.com/office/drawing/2016/ink" xmlns:am3d="http://schemas.microsoft.com/office/drawing/2017/model3d" xmlns:o="urn:schemas-microsoft-com:office:office" xmlns:oel="http://schemas.microsoft.com/office/2019/extlst" xmlns:r="http://schemas.openxmlformats.org/officeDocument/2006/relationships" xmlns:m="http://schemas.openxmlformats.org/officeDocument/2006/math" xmlns:v="urn:schemas-microsoft-com:vml" xmlns:wp14="http://schemas.microsoft.com/office/word/2010/wordprocessingDrawing" xmlns:wp="http://schemas.openxmlformats.org/drawingml/2006/wordprocessingDrawing" xmlns:w10="urn:schemas-microsoft-com:office:word" xmlns:w="http://schemas.openxmlformats.org/wordprocessingml/2006/main" xmlns:w14="http://schemas.microsoft.com/office/word/2010/wordml" xmlns:w15="http://schemas.microsoft.com/office/word/2012/wordml" xmlns:w16cex="http://schemas.microsoft.com/office/word/2018/wordml/cex" xmlns:w16cid="http://schemas.microsoft.com/office/word/2016/wordml/cid" xmlns:w16="http://schemas.microsoft.com/office/word/2018/wordml" xmlns:w16du="http://schemas.microsoft.com/office/word/2023/wordml/word16du" xmlns:w16sdtdh="http://schemas.microsoft.com/office/word/2020/wordml/sdtdatahash" xmlns:w16sdtfl="http://schemas.microsoft.com/office/word/2024/wordml/sdtformatlock" xmlns:w16se="http://schemas.microsoft.com/office/word/2015/wordml/symex" xmlns:wpg="http://schemas.microsoft.com/office/word/2010/wordprocessingGroup" xmlns:wpi="http://schemas.microsoft.com/office/word/2010/wordprocessingInk" xmlns:wne="http://schemas.microsoft.com/office/word/2006/wordml" xmlns:wps="http://schemas.microsoft.com/office/word/2010/wordprocessingShape" mc:Ignorable="w14 w15 w16se w16cid w16 w16cex w16sdtdh w16sdtfl w16du wp14">
-  <w:footnote w:type="separator" w:id="-1">
-    <w:p>
-      <w:r>
-        <w:separator/>
-      </w:r>
-    </w:p>
-  </w:footnote>
-  <w:footnote w:type="continuationSeparator" w:id="0">
-    <w:p>
-      <w:r>
-        <w:continuationSeparator/>
-      </w:r>
-    </w:p>
-  </w:footnote>
-</w:footnotes>
-</file>
-
 <file path=word/header1.xml><?xml version="1.0" encoding="utf-8"?>
-<w:hdr xmlns:wpc="http://schemas.microsoft.com/office/word/2010/wordprocessingCanvas" xmlns:cx="http://schemas.microsoft.com/office/drawing/2014/chartex" xmlns:cx1="http://schemas.microsoft.com/office/drawing/2015/9/8/chartex" xmlns:cx2="http://schemas.microsoft.com/office/drawing/2015/10/21/chartex" xmlns:cx3="http://schemas.microsoft.com/office/drawing/2016/5/9/chartex" xmlns:cx4="http://schemas.microsoft.com/office/drawing/2016/5/10/chartex" xmlns:cx5="http://schemas.microsoft.com/office/drawing/2016/5/11/chartex" xmlns:cx6="http://schemas.microsoft.com/office/drawing/2016/5/12/chartex" xmlns:cx7="http://schemas.microsoft.com/office/drawing/2016/5/13/chartex" xmlns:cx8="http://schemas.microsoft.com/office/drawing/2016/5/14/chartex" xmlns:mc="http://schemas.openxmlformats.org/markup-compatibility/2006" xmlns:aink="http://schemas.microsoft.com/office/drawing/2016/ink" xmlns:am3d="http://schemas.microsoft.com/office/drawing/2017/model3d" xmlns:o="urn:schemas-microsoft-com:office:office" xmlns:oel="http://schemas.microsoft.com/office/2019/extlst" xmlns:r="http://schemas.openxmlformats.org/officeDocument/2006/relationships" xmlns:m="http://schemas.openxmlformats.org/officeDocument/2006/math" xmlns:v="urn:schemas-microsoft-com:vml" xmlns:wp14="http://schemas.microsoft.com/office/word/2010/wordprocessingDrawing" xmlns:wp="http://schemas.openxmlformats.org/drawingml/2006/wordprocessingDrawing" xmlns:w10="urn:schemas-microsoft-com:office:word" xmlns:w="http://schemas.openxmlformats.org/wordprocessingml/2006/main" xmlns:w14="http://schemas.microsoft.com/office/word/2010/wordml" xmlns:w15="http://schemas.microsoft.com/office/word/2012/wordml" xmlns:w16cex="http://schemas.microsoft.com/office/word/2018/wordml/cex" xmlns:w16cid="http://schemas.microsoft.com/office/word/2016/wordml/cid" xmlns:w16="http://schemas.microsoft.com/office/word/2018/wordml" xmlns:w16du="http://schemas.microsoft.com/office/word/2023/wordml/word16du" xmlns:w16sdtdh="http://schemas.microsoft.com/office/word/2020/wordml/sdtdatahash" xmlns:w16sdtfl="http://schemas.microsoft.com/office/word/2024/wordml/sdtformatlock" xmlns:w16se="http://schemas.microsoft.com/office/word/2015/wordml/symex" xmlns:wpg="http://schemas.microsoft.com/office/word/2010/wordprocessingGroup" xmlns:wpi="http://schemas.microsoft.com/office/word/2010/wordprocessingInk" xmlns:wne="http://schemas.microsoft.com/office/word/2006/wordml" xmlns:wps="http://schemas.microsoft.com/office/word/2010/wordprocessingShape" mc:Ignorable="w14 w15 w16se w16cid w16 w16cex w16sdtdh w16sdtfl w16du wp14">
+<w:hdr xmlns:wpc="http://schemas.microsoft.com/office/word/2010/wordprocessingCanvas" xmlns:mc="http://schemas.openxmlformats.org/markup-compatibility/2006" xmlns:o="urn:schemas-microsoft-com:office:office" xmlns:r="http://schemas.openxmlformats.org/officeDocument/2006/relationships" xmlns:m="http://schemas.openxmlformats.org/officeDocument/2006/math" xmlns:v="urn:schemas-microsoft-com:vml" xmlns:wp14="http://schemas.microsoft.com/office/word/2010/wordprocessingDrawing" xmlns:wp="http://schemas.openxmlformats.org/drawingml/2006/wordprocessingDrawing" xmlns:w10="urn:schemas-microsoft-com:office:word" xmlns:w="http://schemas.openxmlformats.org/wordprocessingml/2006/main" xmlns:w14="http://schemas.microsoft.com/office/word/2010/wordml" xmlns:w15="http://schemas.microsoft.com/office/word/2012/wordml" xmlns:wpg="http://schemas.microsoft.com/office/word/2010/wordprocessingGroup" xmlns:wpi="http://schemas.microsoft.com/office/word/2010/wordprocessingInk" xmlns:wne="http://schemas.microsoft.com/office/word/2006/wordml" xmlns:wps="http://schemas.microsoft.com/office/word/2010/wordprocessingShape" xmlns:wpsCustomData="http://www.wps.cn/officeDocument/2013/wpsCustomData" mc:Ignorable="w14 w15 wp14">
   <w:p>
     <w:pPr>
-      <w:pStyle w:val="a4"/>
+      <w:pStyle w:val="4"/>
     </w:pPr>
     <w:r>
-      <w:rPr>
-        <w:noProof/>
-      </w:rPr>
       <w:drawing>
-        <wp:anchor distT="0" distB="0" distL="114300" distR="114300" simplePos="0" relativeHeight="251659264" behindDoc="1" locked="0" layoutInCell="1" allowOverlap="1" wp14:anchorId="51759191" wp14:editId="265E3CF2">
+        <wp:anchor distT="0" distB="0" distL="114300" distR="114300" simplePos="0" relativeHeight="251659264" behindDoc="1" locked="0" layoutInCell="1" allowOverlap="1">
           <wp:simplePos x="0" y="0"/>
           <wp:positionH relativeFrom="margin">
             <wp:posOffset>-1080135</wp:posOffset>
@@ -2079,324 +2007,288 @@
 </file>
 
 <file path=word/styles.xml><?xml version="1.0" encoding="utf-8"?>
-<w:styles xmlns:mc="http://schemas.openxmlformats.org/markup-compatibility/2006" xmlns:r="http://schemas.openxmlformats.org/officeDocument/2006/relationships" xmlns:w="http://schemas.openxmlformats.org/wordprocessingml/2006/main" xmlns:w14="http://schemas.microsoft.com/office/word/2010/wordml" xmlns:w15="http://schemas.microsoft.com/office/word/2012/wordml" xmlns:w16cex="http://schemas.microsoft.com/office/word/2018/wordml/cex" xmlns:w16cid="http://schemas.microsoft.com/office/word/2016/wordml/cid" xmlns:w16="http://schemas.microsoft.com/office/word/2018/wordml" xmlns:w16du="http://schemas.microsoft.com/office/word/2023/wordml/word16du" xmlns:w16sdtdh="http://schemas.microsoft.com/office/word/2020/wordml/sdtdatahash" xmlns:w16sdtfl="http://schemas.microsoft.com/office/word/2024/wordml/sdtformatlock" xmlns:w16se="http://schemas.microsoft.com/office/word/2015/wordml/symex" mc:Ignorable="w14 w15 w16se w16cid w16 w16cex w16sdtdh w16sdtfl w16du">
+<w:styles xmlns:mc="http://schemas.openxmlformats.org/markup-compatibility/2006" xmlns:o="urn:schemas-microsoft-com:office:office" xmlns:r="http://schemas.openxmlformats.org/officeDocument/2006/relationships" xmlns:m="http://schemas.openxmlformats.org/officeDocument/2006/math" xmlns:v="urn:schemas-microsoft-com:vml" xmlns:w="http://schemas.openxmlformats.org/wordprocessingml/2006/main" xmlns:w14="http://schemas.microsoft.com/office/word/2010/wordml" xmlns:w10="urn:schemas-microsoft-com:office:word" xmlns:sl="http://schemas.openxmlformats.org/schemaLibrary/2006/main" xmlns:wpsCustomData="http://www.wps.cn/officeDocument/2013/wpsCustomData" mc:Ignorable="w14">
   <w:docDefaults>
     <w:rPrDefault>
       <w:rPr>
-        <w:rFonts w:ascii="Times New Roman" w:eastAsia="宋体" w:hAnsi="Times New Roman" w:cs="Times New Roman"/>
-        <w:lang w:val="en-US" w:eastAsia="zh-CN" w:bidi="ar-SA"/>
+        <w:rFonts w:ascii="Times New Roman" w:hAnsi="Times New Roman" w:eastAsia="宋体" w:cs="Times New Roman"/>
       </w:rPr>
     </w:rPrDefault>
     <w:pPrDefault/>
   </w:docDefaults>
-  <w:latentStyles w:defLockedState="0" w:defUIPriority="0" w:defSemiHidden="0" w:defUnhideWhenUsed="0" w:defQFormat="0" w:count="376">
-    <w:lsdException w:name="Normal" w:qFormat="1"/>
-    <w:lsdException w:name="heading 1" w:qFormat="1"/>
-    <w:lsdException w:name="heading 2" w:semiHidden="1" w:unhideWhenUsed="1" w:qFormat="1"/>
-    <w:lsdException w:name="heading 3" w:semiHidden="1" w:unhideWhenUsed="1" w:qFormat="1"/>
-    <w:lsdException w:name="heading 4" w:semiHidden="1" w:unhideWhenUsed="1" w:qFormat="1"/>
-    <w:lsdException w:name="heading 5" w:semiHidden="1" w:unhideWhenUsed="1" w:qFormat="1"/>
-    <w:lsdException w:name="heading 6" w:semiHidden="1" w:unhideWhenUsed="1" w:qFormat="1"/>
-    <w:lsdException w:name="heading 7" w:semiHidden="1" w:unhideWhenUsed="1" w:qFormat="1"/>
-    <w:lsdException w:name="heading 8" w:semiHidden="1" w:unhideWhenUsed="1" w:qFormat="1"/>
-    <w:lsdException w:name="heading 9" w:semiHidden="1" w:unhideWhenUsed="1" w:qFormat="1"/>
-    <w:lsdException w:name="caption" w:semiHidden="1" w:unhideWhenUsed="1" w:qFormat="1"/>
-    <w:lsdException w:name="Title" w:qFormat="1"/>
-    <w:lsdException w:name="Default Paragraph Font" w:semiHidden="1"/>
-    <w:lsdException w:name="Subtitle" w:qFormat="1"/>
-    <w:lsdException w:name="Strong" w:qFormat="1"/>
-    <w:lsdException w:name="Emphasis" w:qFormat="1"/>
-    <w:lsdException w:name="HTML Top of Form" w:semiHidden="1" w:uiPriority="99" w:unhideWhenUsed="1"/>
-    <w:lsdException w:name="HTML Bottom of Form" w:semiHidden="1" w:uiPriority="99" w:unhideWhenUsed="1"/>
-    <w:lsdException w:name="Normal Table" w:semiHidden="1" w:unhideWhenUsed="1"/>
-    <w:lsdException w:name="No List" w:semiHidden="1" w:uiPriority="99" w:unhideWhenUsed="1"/>
-    <w:lsdException w:name="Outline List 1" w:semiHidden="1" w:uiPriority="99" w:unhideWhenUsed="1"/>
-    <w:lsdException w:name="Outline List 2" w:semiHidden="1" w:uiPriority="99" w:unhideWhenUsed="1"/>
-    <w:lsdException w:name="Outline List 3" w:semiHidden="1" w:uiPriority="99" w:unhideWhenUsed="1"/>
-    <w:lsdException w:name="Table Simple 1" w:semiHidden="1" w:unhideWhenUsed="1"/>
-    <w:lsdException w:name="Table Simple 2" w:semiHidden="1" w:unhideWhenUsed="1"/>
-    <w:lsdException w:name="Table Simple 3" w:semiHidden="1" w:unhideWhenUsed="1"/>
-    <w:lsdException w:name="Table Classic 1" w:semiHidden="1" w:unhideWhenUsed="1"/>
-    <w:lsdException w:name="Table Classic 2" w:semiHidden="1" w:unhideWhenUsed="1"/>
-    <w:lsdException w:name="Table Classic 3" w:semiHidden="1" w:unhideWhenUsed="1"/>
-    <w:lsdException w:name="Table Classic 4" w:semiHidden="1" w:unhideWhenUsed="1"/>
-    <w:lsdException w:name="Table Colorful 1" w:semiHidden="1" w:unhideWhenUsed="1"/>
-    <w:lsdException w:name="Table Colorful 2" w:semiHidden="1" w:unhideWhenUsed="1"/>
-    <w:lsdException w:name="Table Colorful 3" w:semiHidden="1" w:unhideWhenUsed="1"/>
-    <w:lsdException w:name="Table Columns 1" w:semiHidden="1" w:unhideWhenUsed="1"/>
-    <w:lsdException w:name="Table Columns 2" w:semiHidden="1" w:unhideWhenUsed="1"/>
-    <w:lsdException w:name="Table Columns 3" w:semiHidden="1" w:unhideWhenUsed="1"/>
-    <w:lsdException w:name="Table Columns 4" w:semiHidden="1" w:unhideWhenUsed="1"/>
-    <w:lsdException w:name="Table Columns 5" w:semiHidden="1" w:unhideWhenUsed="1"/>
-    <w:lsdException w:name="Table Grid 1" w:semiHidden="1" w:unhideWhenUsed="1"/>
-    <w:lsdException w:name="Table Grid 2" w:semiHidden="1" w:unhideWhenUsed="1"/>
-    <w:lsdException w:name="Table Grid 3" w:semiHidden="1" w:unhideWhenUsed="1"/>
-    <w:lsdException w:name="Table Grid 4" w:semiHidden="1" w:unhideWhenUsed="1"/>
-    <w:lsdException w:name="Table Grid 5" w:semiHidden="1" w:unhideWhenUsed="1"/>
-    <w:lsdException w:name="Table Grid 6" w:semiHidden="1" w:unhideWhenUsed="1"/>
-    <w:lsdException w:name="Table Grid 7" w:semiHidden="1" w:unhideWhenUsed="1"/>
-    <w:lsdException w:name="Table Grid 8" w:semiHidden="1" w:unhideWhenUsed="1"/>
-    <w:lsdException w:name="Table List 1" w:semiHidden="1" w:unhideWhenUsed="1"/>
-    <w:lsdException w:name="Table List 2" w:semiHidden="1" w:unhideWhenUsed="1"/>
-    <w:lsdException w:name="Table List 3" w:semiHidden="1" w:unhideWhenUsed="1"/>
-    <w:lsdException w:name="Table List 4" w:semiHidden="1" w:unhideWhenUsed="1"/>
-    <w:lsdException w:name="Table List 5" w:semiHidden="1" w:unhideWhenUsed="1"/>
-    <w:lsdException w:name="Table List 6" w:semiHidden="1" w:unhideWhenUsed="1"/>
-    <w:lsdException w:name="Table List 7" w:semiHidden="1" w:unhideWhenUsed="1"/>
-    <w:lsdException w:name="Table List 8" w:semiHidden="1" w:unhideWhenUsed="1"/>
-    <w:lsdException w:name="Table 3D effects 1" w:semiHidden="1" w:unhideWhenUsed="1"/>
-    <w:lsdException w:name="Table 3D effects 2" w:semiHidden="1" w:unhideWhenUsed="1"/>
-    <w:lsdException w:name="Table 3D effects 3" w:semiHidden="1" w:unhideWhenUsed="1"/>
-    <w:lsdException w:name="Table Contemporary" w:semiHidden="1" w:unhideWhenUsed="1"/>
-    <w:lsdException w:name="Table Elegant" w:semiHidden="1" w:unhideWhenUsed="1"/>
-    <w:lsdException w:name="Table Professional" w:semiHidden="1" w:unhideWhenUsed="1"/>
-    <w:lsdException w:name="Table Subtle 1" w:semiHidden="1" w:unhideWhenUsed="1"/>
-    <w:lsdException w:name="Table Subtle 2" w:semiHidden="1" w:unhideWhenUsed="1"/>
-    <w:lsdException w:name="Table Web 1" w:semiHidden="1" w:unhideWhenUsed="1"/>
-    <w:lsdException w:name="Table Web 2" w:semiHidden="1" w:unhideWhenUsed="1"/>
-    <w:lsdException w:name="Table Web 3" w:semiHidden="1" w:unhideWhenUsed="1"/>
-    <w:lsdException w:name="Table Theme" w:semiHidden="1" w:unhideWhenUsed="1"/>
-    <w:lsdException w:name="Placeholder Text" w:semiHidden="1" w:uiPriority="99" w:unhideWhenUsed="1"/>
-    <w:lsdException w:name="No Spacing" w:semiHidden="1" w:uiPriority="99" w:unhideWhenUsed="1"/>
-    <w:lsdException w:name="Light Shading" w:uiPriority="60"/>
-    <w:lsdException w:name="Light List" w:uiPriority="61"/>
-    <w:lsdException w:name="Light Grid" w:uiPriority="62"/>
-    <w:lsdException w:name="Medium Shading 1" w:uiPriority="63"/>
-    <w:lsdException w:name="Medium Shading 2" w:uiPriority="64"/>
-    <w:lsdException w:name="Medium List 1" w:uiPriority="65"/>
-    <w:lsdException w:name="Medium List 2" w:uiPriority="66"/>
-    <w:lsdException w:name="Medium Grid 1" w:uiPriority="67"/>
-    <w:lsdException w:name="Medium Grid 2" w:uiPriority="68"/>
-    <w:lsdException w:name="Medium Grid 3" w:uiPriority="69"/>
-    <w:lsdException w:name="Dark List" w:uiPriority="70"/>
-    <w:lsdException w:name="Colorful Shading" w:uiPriority="71"/>
-    <w:lsdException w:name="Colorful List" w:uiPriority="72"/>
-    <w:lsdException w:name="Colorful Grid" w:uiPriority="73"/>
-    <w:lsdException w:name="Light Shading Accent 1" w:uiPriority="60"/>
-    <w:lsdException w:name="Light List Accent 1" w:uiPriority="61"/>
-    <w:lsdException w:name="Light Grid Accent 1" w:uiPriority="62"/>
-    <w:lsdException w:name="Medium Shading 1 Accent 1" w:uiPriority="63"/>
-    <w:lsdException w:name="Medium Shading 2 Accent 1" w:uiPriority="64"/>
-    <w:lsdException w:name="Medium List 1 Accent 1" w:uiPriority="65"/>
-    <w:lsdException w:name="Revision" w:semiHidden="1" w:uiPriority="99" w:unhideWhenUsed="1"/>
-    <w:lsdException w:name="List Paragraph" w:semiHidden="1" w:uiPriority="99" w:unhideWhenUsed="1"/>
-    <w:lsdException w:name="Quote" w:semiHidden="1" w:uiPriority="99" w:unhideWhenUsed="1"/>
-    <w:lsdException w:name="Intense Quote" w:semiHidden="1" w:uiPriority="99" w:unhideWhenUsed="1"/>
-    <w:lsdException w:name="Medium List 2 Accent 1" w:uiPriority="66"/>
-    <w:lsdException w:name="Medium Grid 1 Accent 1" w:uiPriority="67"/>
-    <w:lsdException w:name="Medium Grid 2 Accent 1" w:uiPriority="68"/>
-    <w:lsdException w:name="Medium Grid 3 Accent 1" w:uiPriority="69"/>
-    <w:lsdException w:name="Dark List Accent 1" w:uiPriority="70"/>
-    <w:lsdException w:name="Colorful Shading Accent 1" w:uiPriority="71"/>
-    <w:lsdException w:name="Colorful List Accent 1" w:uiPriority="72"/>
-    <w:lsdException w:name="Colorful Grid Accent 1" w:uiPriority="73"/>
-    <w:lsdException w:name="Light Shading Accent 2" w:uiPriority="60"/>
-    <w:lsdException w:name="Light List Accent 2" w:uiPriority="61"/>
-    <w:lsdException w:name="Light Grid Accent 2" w:uiPriority="62"/>
-    <w:lsdException w:name="Medium Shading 1 Accent 2" w:uiPriority="63"/>
-    <w:lsdException w:name="Medium Shading 2 Accent 2" w:uiPriority="64"/>
-    <w:lsdException w:name="Medium List 1 Accent 2" w:uiPriority="65"/>
-    <w:lsdException w:name="Medium List 2 Accent 2" w:uiPriority="66"/>
-    <w:lsdException w:name="Medium Grid 1 Accent 2" w:uiPriority="67"/>
-    <w:lsdException w:name="Medium Grid 2 Accent 2" w:uiPriority="68"/>
-    <w:lsdException w:name="Medium Grid 3 Accent 2" w:uiPriority="69"/>
-    <w:lsdException w:name="Dark List Accent 2" w:uiPriority="70"/>
-    <w:lsdException w:name="Colorful Shading Accent 2" w:uiPriority="71"/>
-    <w:lsdException w:name="Colorful List Accent 2" w:uiPriority="72"/>
-    <w:lsdException w:name="Colorful Grid Accent 2" w:uiPriority="73"/>
-    <w:lsdException w:name="Light Shading Accent 3" w:uiPriority="60"/>
-    <w:lsdException w:name="Light List Accent 3" w:uiPriority="61"/>
-    <w:lsdException w:name="Light Grid Accent 3" w:uiPriority="62"/>
-    <w:lsdException w:name="Medium Shading 1 Accent 3" w:uiPriority="63"/>
-    <w:lsdException w:name="Medium Shading 2 Accent 3" w:uiPriority="64"/>
-    <w:lsdException w:name="Medium List 1 Accent 3" w:uiPriority="65"/>
-    <w:lsdException w:name="Medium List 2 Accent 3" w:uiPriority="66"/>
-    <w:lsdException w:name="Medium Grid 1 Accent 3" w:uiPriority="67"/>
-    <w:lsdException w:name="Medium Grid 2 Accent 3" w:uiPriority="68"/>
-    <w:lsdException w:name="Medium Grid 3 Accent 3" w:uiPriority="69"/>
-    <w:lsdException w:name="Dark List Accent 3" w:uiPriority="70"/>
-    <w:lsdException w:name="Colorful Shading Accent 3" w:uiPriority="71"/>
-    <w:lsdException w:name="Colorful List Accent 3" w:uiPriority="72"/>
-    <w:lsdException w:name="Colorful Grid Accent 3" w:uiPriority="73"/>
-    <w:lsdException w:name="Light Shading Accent 4" w:uiPriority="60"/>
-    <w:lsdException w:name="Light List Accent 4" w:uiPriority="61"/>
-    <w:lsdException w:name="Light Grid Accent 4" w:uiPriority="62"/>
-    <w:lsdException w:name="Medium Shading 1 Accent 4" w:uiPriority="63"/>
-    <w:lsdException w:name="Medium Shading 2 Accent 4" w:uiPriority="64"/>
-    <w:lsdException w:name="Medium List 1 Accent 4" w:uiPriority="65"/>
-    <w:lsdException w:name="Medium List 2 Accent 4" w:uiPriority="66"/>
-    <w:lsdException w:name="Medium Grid 1 Accent 4" w:uiPriority="67"/>
-    <w:lsdException w:name="Medium Grid 2 Accent 4" w:uiPriority="68"/>
-    <w:lsdException w:name="Medium Grid 3 Accent 4" w:uiPriority="69"/>
-    <w:lsdException w:name="Dark List Accent 4" w:uiPriority="70"/>
-    <w:lsdException w:name="Colorful Shading Accent 4" w:uiPriority="71"/>
-    <w:lsdException w:name="Colorful List Accent 4" w:uiPriority="72"/>
-    <w:lsdException w:name="Colorful Grid Accent 4" w:uiPriority="73"/>
-    <w:lsdException w:name="Light Shading Accent 5" w:uiPriority="60"/>
-    <w:lsdException w:name="Light List Accent 5" w:uiPriority="61"/>
-    <w:lsdException w:name="Light Grid Accent 5" w:uiPriority="62"/>
-    <w:lsdException w:name="Medium Shading 1 Accent 5" w:uiPriority="63"/>
-    <w:lsdException w:name="Medium Shading 2 Accent 5" w:uiPriority="64"/>
-    <w:lsdException w:name="Medium List 1 Accent 5" w:uiPriority="65"/>
-    <w:lsdException w:name="Medium List 2 Accent 5" w:uiPriority="66"/>
-    <w:lsdException w:name="Medium Grid 1 Accent 5" w:uiPriority="67"/>
-    <w:lsdException w:name="Medium Grid 2 Accent 5" w:uiPriority="68"/>
-    <w:lsdException w:name="Medium Grid 3 Accent 5" w:uiPriority="69"/>
-    <w:lsdException w:name="Dark List Accent 5" w:uiPriority="70"/>
-    <w:lsdException w:name="Colorful Shading Accent 5" w:uiPriority="71"/>
-    <w:lsdException w:name="Colorful List Accent 5" w:uiPriority="72"/>
-    <w:lsdException w:name="Colorful Grid Accent 5" w:uiPriority="73"/>
-    <w:lsdException w:name="Light Shading Accent 6" w:uiPriority="60"/>
-    <w:lsdException w:name="Light List Accent 6" w:uiPriority="61"/>
-    <w:lsdException w:name="Light Grid Accent 6" w:uiPriority="62"/>
-    <w:lsdException w:name="Medium Shading 1 Accent 6" w:uiPriority="63"/>
-    <w:lsdException w:name="Medium Shading 2 Accent 6" w:uiPriority="64"/>
-    <w:lsdException w:name="Medium List 1 Accent 6" w:uiPriority="65"/>
-    <w:lsdException w:name="Medium List 2 Accent 6" w:uiPriority="66"/>
-    <w:lsdException w:name="Medium Grid 1 Accent 6" w:uiPriority="67"/>
-    <w:lsdException w:name="Medium Grid 2 Accent 6" w:uiPriority="68"/>
-    <w:lsdException w:name="Medium Grid 3 Accent 6" w:uiPriority="69"/>
-    <w:lsdException w:name="Dark List Accent 6" w:uiPriority="70"/>
-    <w:lsdException w:name="Colorful Shading Accent 6" w:uiPriority="71"/>
-    <w:lsdException w:name="Colorful List Accent 6" w:uiPriority="72"/>
-    <w:lsdException w:name="Colorful Grid Accent 6" w:uiPriority="73"/>
-    <w:lsdException w:name="Subtle Emphasis" w:uiPriority="19" w:qFormat="1"/>
-    <w:lsdException w:name="Intense Emphasis" w:uiPriority="21" w:qFormat="1"/>
-    <w:lsdException w:name="Subtle Reference" w:uiPriority="31" w:qFormat="1"/>
-    <w:lsdException w:name="Intense Reference" w:uiPriority="32" w:qFormat="1"/>
-    <w:lsdException w:name="Book Title" w:uiPriority="33" w:qFormat="1"/>
-    <w:lsdException w:name="Bibliography" w:semiHidden="1" w:uiPriority="37" w:unhideWhenUsed="1"/>
-    <w:lsdException w:name="TOC Heading" w:semiHidden="1" w:uiPriority="39" w:unhideWhenUsed="1" w:qFormat="1"/>
-    <w:lsdException w:name="Plain Table 1" w:uiPriority="41"/>
-    <w:lsdException w:name="Plain Table 2" w:uiPriority="42"/>
-    <w:lsdException w:name="Plain Table 3" w:uiPriority="43"/>
-    <w:lsdException w:name="Plain Table 4" w:uiPriority="44"/>
-    <w:lsdException w:name="Plain Table 5" w:uiPriority="45"/>
-    <w:lsdException w:name="Grid Table Light" w:uiPriority="40"/>
-    <w:lsdException w:name="Grid Table 1 Light" w:uiPriority="46"/>
-    <w:lsdException w:name="Grid Table 2" w:uiPriority="47"/>
-    <w:lsdException w:name="Grid Table 3" w:uiPriority="48"/>
-    <w:lsdException w:name="Grid Table 4" w:uiPriority="49"/>
-    <w:lsdException w:name="Grid Table 5 Dark" w:uiPriority="50"/>
-    <w:lsdException w:name="Grid Table 6 Colorful" w:uiPriority="51"/>
-    <w:lsdException w:name="Grid Table 7 Colorful" w:uiPriority="52"/>
-    <w:lsdException w:name="Grid Table 1 Light Accent 1" w:uiPriority="46"/>
-    <w:lsdException w:name="Grid Table 2 Accent 1" w:uiPriority="47"/>
-    <w:lsdException w:name="Grid Table 3 Accent 1" w:uiPriority="48"/>
-    <w:lsdException w:name="Grid Table 4 Accent 1" w:uiPriority="49"/>
-    <w:lsdException w:name="Grid Table 5 Dark Accent 1" w:uiPriority="50"/>
-    <w:lsdException w:name="Grid Table 6 Colorful Accent 1" w:uiPriority="51"/>
-    <w:lsdException w:name="Grid Table 7 Colorful Accent 1" w:uiPriority="52"/>
-    <w:lsdException w:name="Grid Table 1 Light Accent 2" w:uiPriority="46"/>
-    <w:lsdException w:name="Grid Table 2 Accent 2" w:uiPriority="47"/>
-    <w:lsdException w:name="Grid Table 3 Accent 2" w:uiPriority="48"/>
-    <w:lsdException w:name="Grid Table 4 Accent 2" w:uiPriority="49"/>
-    <w:lsdException w:name="Grid Table 5 Dark Accent 2" w:uiPriority="50"/>
-    <w:lsdException w:name="Grid Table 6 Colorful Accent 2" w:uiPriority="51"/>
-    <w:lsdException w:name="Grid Table 7 Colorful Accent 2" w:uiPriority="52"/>
-    <w:lsdException w:name="Grid Table 1 Light Accent 3" w:uiPriority="46"/>
-    <w:lsdException w:name="Grid Table 2 Accent 3" w:uiPriority="47"/>
-    <w:lsdException w:name="Grid Table 3 Accent 3" w:uiPriority="48"/>
-    <w:lsdException w:name="Grid Table 4 Accent 3" w:uiPriority="49"/>
-    <w:lsdException w:name="Grid Table 5 Dark Accent 3" w:uiPriority="50"/>
-    <w:lsdException w:name="Grid Table 6 Colorful Accent 3" w:uiPriority="51"/>
-    <w:lsdException w:name="Grid Table 7 Colorful Accent 3" w:uiPriority="52"/>
-    <w:lsdException w:name="Grid Table 1 Light Accent 4" w:uiPriority="46"/>
-    <w:lsdException w:name="Grid Table 2 Accent 4" w:uiPriority="47"/>
-    <w:lsdException w:name="Grid Table 3 Accent 4" w:uiPriority="48"/>
-    <w:lsdException w:name="Grid Table 4 Accent 4" w:uiPriority="49"/>
-    <w:lsdException w:name="Grid Table 5 Dark Accent 4" w:uiPriority="50"/>
-    <w:lsdException w:name="Grid Table 6 Colorful Accent 4" w:uiPriority="51"/>
-    <w:lsdException w:name="Grid Table 7 Colorful Accent 4" w:uiPriority="52"/>
-    <w:lsdException w:name="Grid Table 1 Light Accent 5" w:uiPriority="46"/>
-    <w:lsdException w:name="Grid Table 2 Accent 5" w:uiPriority="47"/>
-    <w:lsdException w:name="Grid Table 3 Accent 5" w:uiPriority="48"/>
-    <w:lsdException w:name="Grid Table 4 Accent 5" w:uiPriority="49"/>
-    <w:lsdException w:name="Grid Table 5 Dark Accent 5" w:uiPriority="50"/>
-    <w:lsdException w:name="Grid Table 6 Colorful Accent 5" w:uiPriority="51"/>
-    <w:lsdException w:name="Grid Table 7 Colorful Accent 5" w:uiPriority="52"/>
-    <w:lsdException w:name="Grid Table 1 Light Accent 6" w:uiPriority="46"/>
-    <w:lsdException w:name="Grid Table 2 Accent 6" w:uiPriority="47"/>
-    <w:lsdException w:name="Grid Table 3 Accent 6" w:uiPriority="48"/>
-    <w:lsdException w:name="Grid Table 4 Accent 6" w:uiPriority="49"/>
-    <w:lsdException w:name="Grid Table 5 Dark Accent 6" w:uiPriority="50"/>
-    <w:lsdException w:name="Grid Table 6 Colorful Accent 6" w:uiPriority="51"/>
-    <w:lsdException w:name="Grid Table 7 Colorful Accent 6" w:uiPriority="52"/>
-    <w:lsdException w:name="List Table 1 Light" w:uiPriority="46"/>
-    <w:lsdException w:name="List Table 2" w:uiPriority="47"/>
-    <w:lsdException w:name="List Table 3" w:uiPriority="48"/>
-    <w:lsdException w:name="List Table 4" w:uiPriority="49"/>
-    <w:lsdException w:name="List Table 5 Dark" w:uiPriority="50"/>
-    <w:lsdException w:name="List Table 6 Colorful" w:uiPriority="51"/>
-    <w:lsdException w:name="List Table 7 Colorful" w:uiPriority="52"/>
-    <w:lsdException w:name="List Table 1 Light Accent 1" w:uiPriority="46"/>
-    <w:lsdException w:name="List Table 2 Accent 1" w:uiPriority="47"/>
-    <w:lsdException w:name="List Table 3 Accent 1" w:uiPriority="48"/>
-    <w:lsdException w:name="List Table 4 Accent 1" w:uiPriority="49"/>
-    <w:lsdException w:name="List Table 5 Dark Accent 1" w:uiPriority="50"/>
-    <w:lsdException w:name="List Table 6 Colorful Accent 1" w:uiPriority="51"/>
-    <w:lsdException w:name="List Table 7 Colorful Accent 1" w:uiPriority="52"/>
-    <w:lsdException w:name="List Table 1 Light Accent 2" w:uiPriority="46"/>
-    <w:lsdException w:name="List Table 2 Accent 2" w:uiPriority="47"/>
-    <w:lsdException w:name="List Table 3 Accent 2" w:uiPriority="48"/>
-    <w:lsdException w:name="List Table 4 Accent 2" w:uiPriority="49"/>
-    <w:lsdException w:name="List Table 5 Dark Accent 2" w:uiPriority="50"/>
-    <w:lsdException w:name="List Table 6 Colorful Accent 2" w:uiPriority="51"/>
-    <w:lsdException w:name="List Table 7 Colorful Accent 2" w:uiPriority="52"/>
-    <w:lsdException w:name="List Table 1 Light Accent 3" w:uiPriority="46"/>
-    <w:lsdException w:name="List Table 2 Accent 3" w:uiPriority="47"/>
-    <w:lsdException w:name="List Table 3 Accent 3" w:uiPriority="48"/>
-    <w:lsdException w:name="List Table 4 Accent 3" w:uiPriority="49"/>
-    <w:lsdException w:name="List Table 5 Dark Accent 3" w:uiPriority="50"/>
-    <w:lsdException w:name="List Table 6 Colorful Accent 3" w:uiPriority="51"/>
-    <w:lsdException w:name="List Table 7 Colorful Accent 3" w:uiPriority="52"/>
-    <w:lsdException w:name="List Table 1 Light Accent 4" w:uiPriority="46"/>
-    <w:lsdException w:name="List Table 2 Accent 4" w:uiPriority="47"/>
-    <w:lsdException w:name="List Table 3 Accent 4" w:uiPriority="48"/>
-    <w:lsdException w:name="List Table 4 Accent 4" w:uiPriority="49"/>
-    <w:lsdException w:name="List Table 5 Dark Accent 4" w:uiPriority="50"/>
-    <w:lsdException w:name="List Table 6 Colorful Accent 4" w:uiPriority="51"/>
-    <w:lsdException w:name="List Table 7 Colorful Accent 4" w:uiPriority="52"/>
-    <w:lsdException w:name="List Table 1 Light Accent 5" w:uiPriority="46"/>
-    <w:lsdException w:name="List Table 2 Accent 5" w:uiPriority="47"/>
-    <w:lsdException w:name="List Table 3 Accent 5" w:uiPriority="48"/>
-    <w:lsdException w:name="List Table 4 Accent 5" w:uiPriority="49"/>
-    <w:lsdException w:name="List Table 5 Dark Accent 5" w:uiPriority="50"/>
-    <w:lsdException w:name="List Table 6 Colorful Accent 5" w:uiPriority="51"/>
-    <w:lsdException w:name="List Table 7 Colorful Accent 5" w:uiPriority="52"/>
-    <w:lsdException w:name="List Table 1 Light Accent 6" w:uiPriority="46"/>
-    <w:lsdException w:name="List Table 2 Accent 6" w:uiPriority="47"/>
-    <w:lsdException w:name="List Table 3 Accent 6" w:uiPriority="48"/>
-    <w:lsdException w:name="List Table 4 Accent 6" w:uiPriority="49"/>
-    <w:lsdException w:name="List Table 5 Dark Accent 6" w:uiPriority="50"/>
-    <w:lsdException w:name="List Table 6 Colorful Accent 6" w:uiPriority="51"/>
-    <w:lsdException w:name="List Table 7 Colorful Accent 6" w:uiPriority="52"/>
-    <w:lsdException w:name="Mention" w:semiHidden="1" w:uiPriority="99" w:unhideWhenUsed="1"/>
-    <w:lsdException w:name="Smart Hyperlink" w:semiHidden="1" w:uiPriority="99" w:unhideWhenUsed="1"/>
-    <w:lsdException w:name="Hashtag" w:semiHidden="1" w:uiPriority="99" w:unhideWhenUsed="1"/>
-    <w:lsdException w:name="Unresolved Mention" w:semiHidden="1" w:uiPriority="99" w:unhideWhenUsed="1"/>
-    <w:lsdException w:name="Smart Link" w:semiHidden="1" w:uiPriority="99" w:unhideWhenUsed="1"/>
+  <w:latentStyles w:count="260" w:defQFormat="0" w:defUnhideWhenUsed="1" w:defSemiHidden="1" w:defUIPriority="99" w:defLockedState="0">
+    <w:lsdException w:qFormat="1" w:unhideWhenUsed="0" w:uiPriority="0" w:semiHidden="0" w:name="Normal"/>
+    <w:lsdException w:qFormat="1" w:unhideWhenUsed="0" w:uiPriority="0" w:semiHidden="0" w:name="heading 1"/>
+    <w:lsdException w:qFormat="1" w:uiPriority="0" w:name="heading 2"/>
+    <w:lsdException w:qFormat="1" w:uiPriority="0" w:name="heading 3"/>
+    <w:lsdException w:qFormat="1" w:uiPriority="0" w:name="heading 4"/>
+    <w:lsdException w:qFormat="1" w:uiPriority="0" w:name="heading 5"/>
+    <w:lsdException w:qFormat="1" w:uiPriority="0" w:name="heading 6"/>
+    <w:lsdException w:qFormat="1" w:uiPriority="0" w:name="heading 7"/>
+    <w:lsdException w:qFormat="1" w:uiPriority="0" w:name="heading 8"/>
+    <w:lsdException w:qFormat="1" w:uiPriority="0" w:name="heading 9"/>
+    <w:lsdException w:unhideWhenUsed="0" w:uiPriority="0" w:semiHidden="0" w:name="index 1"/>
+    <w:lsdException w:unhideWhenUsed="0" w:uiPriority="0" w:semiHidden="0" w:name="index 2"/>
+    <w:lsdException w:unhideWhenUsed="0" w:uiPriority="0" w:semiHidden="0" w:name="index 3"/>
+    <w:lsdException w:unhideWhenUsed="0" w:uiPriority="0" w:semiHidden="0" w:name="index 4"/>
+    <w:lsdException w:unhideWhenUsed="0" w:uiPriority="0" w:semiHidden="0" w:name="index 5"/>
+    <w:lsdException w:unhideWhenUsed="0" w:uiPriority="0" w:semiHidden="0" w:name="index 6"/>
+    <w:lsdException w:unhideWhenUsed="0" w:uiPriority="0" w:semiHidden="0" w:name="index 7"/>
+    <w:lsdException w:unhideWhenUsed="0" w:uiPriority="0" w:semiHidden="0" w:name="index 8"/>
+    <w:lsdException w:unhideWhenUsed="0" w:uiPriority="0" w:semiHidden="0" w:name="index 9"/>
+    <w:lsdException w:unhideWhenUsed="0" w:uiPriority="0" w:semiHidden="0" w:name="toc 1"/>
+    <w:lsdException w:unhideWhenUsed="0" w:uiPriority="0" w:semiHidden="0" w:name="toc 2"/>
+    <w:lsdException w:unhideWhenUsed="0" w:uiPriority="0" w:semiHidden="0" w:name="toc 3"/>
+    <w:lsdException w:unhideWhenUsed="0" w:uiPriority="0" w:semiHidden="0" w:name="toc 4"/>
+    <w:lsdException w:unhideWhenUsed="0" w:uiPriority="0" w:semiHidden="0" w:name="toc 5"/>
+    <w:lsdException w:unhideWhenUsed="0" w:uiPriority="0" w:semiHidden="0" w:name="toc 6"/>
+    <w:lsdException w:unhideWhenUsed="0" w:uiPriority="0" w:semiHidden="0" w:name="toc 7"/>
+    <w:lsdException w:unhideWhenUsed="0" w:uiPriority="0" w:semiHidden="0" w:name="toc 8"/>
+    <w:lsdException w:unhideWhenUsed="0" w:uiPriority="0" w:semiHidden="0" w:name="toc 9"/>
+    <w:lsdException w:unhideWhenUsed="0" w:uiPriority="0" w:semiHidden="0" w:name="Normal Indent"/>
+    <w:lsdException w:unhideWhenUsed="0" w:uiPriority="0" w:semiHidden="0" w:name="footnote text"/>
+    <w:lsdException w:unhideWhenUsed="0" w:uiPriority="0" w:semiHidden="0" w:name="annotation text"/>
+    <w:lsdException w:qFormat="1" w:unhideWhenUsed="0" w:uiPriority="0" w:semiHidden="0" w:name="header"/>
+    <w:lsdException w:qFormat="1" w:unhideWhenUsed="0" w:uiPriority="0" w:semiHidden="0" w:name="footer"/>
+    <w:lsdException w:unhideWhenUsed="0" w:uiPriority="0" w:semiHidden="0" w:name="index heading"/>
+    <w:lsdException w:qFormat="1" w:uiPriority="0" w:name="caption"/>
+    <w:lsdException w:unhideWhenUsed="0" w:uiPriority="0" w:semiHidden="0" w:name="table of figures"/>
+    <w:lsdException w:unhideWhenUsed="0" w:uiPriority="0" w:semiHidden="0" w:name="envelope address"/>
+    <w:lsdException w:unhideWhenUsed="0" w:uiPriority="0" w:semiHidden="0" w:name="envelope return"/>
+    <w:lsdException w:unhideWhenUsed="0" w:uiPriority="0" w:semiHidden="0" w:name="footnote reference"/>
+    <w:lsdException w:unhideWhenUsed="0" w:uiPriority="0" w:semiHidden="0" w:name="annotation reference"/>
+    <w:lsdException w:unhideWhenUsed="0" w:uiPriority="0" w:semiHidden="0" w:name="line number"/>
+    <w:lsdException w:unhideWhenUsed="0" w:uiPriority="0" w:semiHidden="0" w:name="page number"/>
+    <w:lsdException w:unhideWhenUsed="0" w:uiPriority="0" w:semiHidden="0" w:name="endnote reference"/>
+    <w:lsdException w:unhideWhenUsed="0" w:uiPriority="0" w:semiHidden="0" w:name="endnote text"/>
+    <w:lsdException w:unhideWhenUsed="0" w:uiPriority="0" w:semiHidden="0" w:name="table of authorities"/>
+    <w:lsdException w:unhideWhenUsed="0" w:uiPriority="0" w:semiHidden="0" w:name="macro"/>
+    <w:lsdException w:unhideWhenUsed="0" w:uiPriority="0" w:semiHidden="0" w:name="toa heading"/>
+    <w:lsdException w:unhideWhenUsed="0" w:uiPriority="0" w:semiHidden="0" w:name="List"/>
+    <w:lsdException w:unhideWhenUsed="0" w:uiPriority="0" w:semiHidden="0" w:name="List Bullet"/>
+    <w:lsdException w:unhideWhenUsed="0" w:uiPriority="0" w:semiHidden="0" w:name="List Number"/>
+    <w:lsdException w:unhideWhenUsed="0" w:uiPriority="0" w:semiHidden="0" w:name="List 2"/>
+    <w:lsdException w:unhideWhenUsed="0" w:uiPriority="0" w:semiHidden="0" w:name="List 3"/>
+    <w:lsdException w:unhideWhenUsed="0" w:uiPriority="0" w:semiHidden="0" w:name="List 4"/>
+    <w:lsdException w:unhideWhenUsed="0" w:uiPriority="0" w:semiHidden="0" w:name="List 5"/>
+    <w:lsdException w:unhideWhenUsed="0" w:uiPriority="0" w:semiHidden="0" w:name="List Bullet 2"/>
+    <w:lsdException w:unhideWhenUsed="0" w:uiPriority="0" w:semiHidden="0" w:name="List Bullet 3"/>
+    <w:lsdException w:unhideWhenUsed="0" w:uiPriority="0" w:semiHidden="0" w:name="List Bullet 4"/>
+    <w:lsdException w:unhideWhenUsed="0" w:uiPriority="0" w:semiHidden="0" w:name="List Bullet 5"/>
+    <w:lsdException w:unhideWhenUsed="0" w:uiPriority="0" w:semiHidden="0" w:name="List Number 2"/>
+    <w:lsdException w:unhideWhenUsed="0" w:uiPriority="0" w:semiHidden="0" w:name="List Number 3"/>
+    <w:lsdException w:unhideWhenUsed="0" w:uiPriority="0" w:semiHidden="0" w:name="List Number 4"/>
+    <w:lsdException w:unhideWhenUsed="0" w:uiPriority="0" w:semiHidden="0" w:name="List Number 5"/>
+    <w:lsdException w:qFormat="1" w:unhideWhenUsed="0" w:uiPriority="0" w:semiHidden="0" w:name="Title"/>
+    <w:lsdException w:unhideWhenUsed="0" w:uiPriority="0" w:semiHidden="0" w:name="Closing"/>
+    <w:lsdException w:unhideWhenUsed="0" w:uiPriority="0" w:semiHidden="0" w:name="Signature"/>
+    <w:lsdException w:qFormat="1" w:uiPriority="1" w:name="Default Paragraph Font"/>
+    <w:lsdException w:unhideWhenUsed="0" w:uiPriority="0" w:semiHidden="0" w:name="Body Text"/>
+    <w:lsdException w:unhideWhenUsed="0" w:uiPriority="0" w:semiHidden="0" w:name="Body Text Indent"/>
+    <w:lsdException w:unhideWhenUsed="0" w:uiPriority="0" w:semiHidden="0" w:name="List Continue"/>
+    <w:lsdException w:unhideWhenUsed="0" w:uiPriority="0" w:semiHidden="0" w:name="List Continue 2"/>
+    <w:lsdException w:unhideWhenUsed="0" w:uiPriority="0" w:semiHidden="0" w:name="List Continue 3"/>
+    <w:lsdException w:unhideWhenUsed="0" w:uiPriority="0" w:semiHidden="0" w:name="List Continue 4"/>
+    <w:lsdException w:unhideWhenUsed="0" w:uiPriority="0" w:semiHidden="0" w:name="List Continue 5"/>
+    <w:lsdException w:unhideWhenUsed="0" w:uiPriority="0" w:semiHidden="0" w:name="Message Header"/>
+    <w:lsdException w:qFormat="1" w:unhideWhenUsed="0" w:uiPriority="0" w:semiHidden="0" w:name="Subtitle"/>
+    <w:lsdException w:unhideWhenUsed="0" w:uiPriority="0" w:semiHidden="0" w:name="Salutation"/>
+    <w:lsdException w:unhideWhenUsed="0" w:uiPriority="0" w:semiHidden="0" w:name="Date"/>
+    <w:lsdException w:unhideWhenUsed="0" w:uiPriority="0" w:semiHidden="0" w:name="Body Text First Indent"/>
+    <w:lsdException w:unhideWhenUsed="0" w:uiPriority="0" w:semiHidden="0" w:name="Body Text First Indent 2"/>
+    <w:lsdException w:unhideWhenUsed="0" w:uiPriority="0" w:semiHidden="0" w:name="Note Heading"/>
+    <w:lsdException w:unhideWhenUsed="0" w:uiPriority="0" w:semiHidden="0" w:name="Body Text 2"/>
+    <w:lsdException w:unhideWhenUsed="0" w:uiPriority="0" w:semiHidden="0" w:name="Body Text 3"/>
+    <w:lsdException w:unhideWhenUsed="0" w:uiPriority="0" w:semiHidden="0" w:name="Body Text Indent 2"/>
+    <w:lsdException w:unhideWhenUsed="0" w:uiPriority="0" w:semiHidden="0" w:name="Body Text Indent 3"/>
+    <w:lsdException w:unhideWhenUsed="0" w:uiPriority="0" w:semiHidden="0" w:name="Block Text"/>
+    <w:lsdException w:unhideWhenUsed="0" w:uiPriority="0" w:semiHidden="0" w:name="Hyperlink"/>
+    <w:lsdException w:unhideWhenUsed="0" w:uiPriority="0" w:semiHidden="0" w:name="FollowedHyperlink"/>
+    <w:lsdException w:qFormat="1" w:unhideWhenUsed="0" w:uiPriority="0" w:semiHidden="0" w:name="Strong"/>
+    <w:lsdException w:qFormat="1" w:unhideWhenUsed="0" w:uiPriority="0" w:semiHidden="0" w:name="Emphasis"/>
+    <w:lsdException w:unhideWhenUsed="0" w:uiPriority="0" w:semiHidden="0" w:name="Document Map"/>
+    <w:lsdException w:unhideWhenUsed="0" w:uiPriority="0" w:semiHidden="0" w:name="Plain Text"/>
+    <w:lsdException w:unhideWhenUsed="0" w:uiPriority="0" w:semiHidden="0" w:name="E-mail Signature"/>
+    <w:lsdException w:qFormat="1" w:unhideWhenUsed="0" w:uiPriority="0" w:semiHidden="0" w:name="Normal (Web)"/>
+    <w:lsdException w:unhideWhenUsed="0" w:uiPriority="0" w:semiHidden="0" w:name="HTML Acronym"/>
+    <w:lsdException w:unhideWhenUsed="0" w:uiPriority="0" w:semiHidden="0" w:name="HTML Address"/>
+    <w:lsdException w:unhideWhenUsed="0" w:uiPriority="0" w:semiHidden="0" w:name="HTML Cite"/>
+    <w:lsdException w:unhideWhenUsed="0" w:uiPriority="0" w:semiHidden="0" w:name="HTML Code"/>
+    <w:lsdException w:unhideWhenUsed="0" w:uiPriority="0" w:semiHidden="0" w:name="HTML Definition"/>
+    <w:lsdException w:unhideWhenUsed="0" w:uiPriority="0" w:semiHidden="0" w:name="HTML Keyboard"/>
+    <w:lsdException w:unhideWhenUsed="0" w:uiPriority="0" w:semiHidden="0" w:name="HTML Preformatted"/>
+    <w:lsdException w:unhideWhenUsed="0" w:uiPriority="0" w:semiHidden="0" w:name="HTML Sample"/>
+    <w:lsdException w:unhideWhenUsed="0" w:uiPriority="0" w:semiHidden="0" w:name="HTML Typewriter"/>
+    <w:lsdException w:unhideWhenUsed="0" w:uiPriority="0" w:semiHidden="0" w:name="HTML Variable"/>
+    <w:lsdException w:uiPriority="99" w:name="Normal Table"/>
+    <w:lsdException w:unhideWhenUsed="0" w:uiPriority="0" w:semiHidden="0" w:name="annotation subject"/>
+    <w:lsdException w:uiPriority="0" w:name="Table Simple 1"/>
+    <w:lsdException w:uiPriority="0" w:name="Table Simple 2"/>
+    <w:lsdException w:uiPriority="0" w:name="Table Simple 3"/>
+    <w:lsdException w:uiPriority="0" w:name="Table Classic 1"/>
+    <w:lsdException w:uiPriority="0" w:name="Table Classic 2"/>
+    <w:lsdException w:uiPriority="0" w:name="Table Classic 3"/>
+    <w:lsdException w:uiPriority="0" w:name="Table Classic 4"/>
+    <w:lsdException w:uiPriority="0" w:name="Table Colorful 1"/>
+    <w:lsdException w:uiPriority="0" w:name="Table Colorful 2"/>
+    <w:lsdException w:uiPriority="0" w:name="Table Colorful 3"/>
+    <w:lsdException w:uiPriority="0" w:name="Table Columns 1"/>
+    <w:lsdException w:uiPriority="0" w:name="Table Columns 2"/>
+    <w:lsdException w:uiPriority="0" w:name="Table Columns 3"/>
+    <w:lsdException w:uiPriority="0" w:name="Table Columns 4"/>
+    <w:lsdException w:uiPriority="0" w:name="Table Columns 5"/>
+    <w:lsdException w:uiPriority="0" w:name="Table Grid 1"/>
+    <w:lsdException w:uiPriority="0" w:name="Table Grid 2"/>
+    <w:lsdException w:uiPriority="0" w:name="Table Grid 3"/>
+    <w:lsdException w:uiPriority="0" w:name="Table Grid 4"/>
+    <w:lsdException w:uiPriority="0" w:name="Table Grid 5"/>
+    <w:lsdException w:uiPriority="0" w:name="Table Grid 6"/>
+    <w:lsdException w:uiPriority="0" w:name="Table Grid 7"/>
+    <w:lsdException w:uiPriority="0" w:name="Table Grid 8"/>
+    <w:lsdException w:uiPriority="0" w:name="Table List 1"/>
+    <w:lsdException w:uiPriority="0" w:name="Table List 2"/>
+    <w:lsdException w:uiPriority="0" w:name="Table List 3"/>
+    <w:lsdException w:uiPriority="0" w:name="Table List 4"/>
+    <w:lsdException w:uiPriority="0" w:name="Table List 5"/>
+    <w:lsdException w:uiPriority="0" w:name="Table List 6"/>
+    <w:lsdException w:uiPriority="0" w:name="Table List 7"/>
+    <w:lsdException w:uiPriority="0" w:name="Table List 8"/>
+    <w:lsdException w:uiPriority="0" w:name="Table 3D effects 1"/>
+    <w:lsdException w:uiPriority="0" w:name="Table 3D effects 2"/>
+    <w:lsdException w:uiPriority="0" w:name="Table 3D effects 3"/>
+    <w:lsdException w:uiPriority="0" w:name="Table Contemporary"/>
+    <w:lsdException w:uiPriority="0" w:name="Table Elegant"/>
+    <w:lsdException w:uiPriority="0" w:name="Table Professional"/>
+    <w:lsdException w:uiPriority="0" w:name="Table Subtle 1"/>
+    <w:lsdException w:uiPriority="0" w:name="Table Subtle 2"/>
+    <w:lsdException w:uiPriority="0" w:name="Table Web 1"/>
+    <w:lsdException w:uiPriority="0" w:name="Table Web 2"/>
+    <w:lsdException w:uiPriority="0" w:name="Table Web 3"/>
+    <w:lsdException w:unhideWhenUsed="0" w:uiPriority="0" w:semiHidden="0" w:name="Balloon Text"/>
+    <w:lsdException w:unhideWhenUsed="0" w:uiPriority="0" w:semiHidden="0" w:name="Table Grid"/>
+    <w:lsdException w:uiPriority="0" w:name="Table Theme"/>
+    <w:lsdException w:unhideWhenUsed="0" w:uiPriority="60" w:semiHidden="0" w:name="Light Shading"/>
+    <w:lsdException w:unhideWhenUsed="0" w:uiPriority="61" w:semiHidden="0" w:name="Light List"/>
+    <w:lsdException w:unhideWhenUsed="0" w:uiPriority="62" w:semiHidden="0" w:name="Light Grid"/>
+    <w:lsdException w:unhideWhenUsed="0" w:uiPriority="63" w:semiHidden="0" w:name="Medium Shading 1"/>
+    <w:lsdException w:unhideWhenUsed="0" w:uiPriority="64" w:semiHidden="0" w:name="Medium Shading 2"/>
+    <w:lsdException w:unhideWhenUsed="0" w:uiPriority="65" w:semiHidden="0" w:name="Medium List 1"/>
+    <w:lsdException w:unhideWhenUsed="0" w:uiPriority="66" w:semiHidden="0" w:name="Medium List 2"/>
+    <w:lsdException w:unhideWhenUsed="0" w:uiPriority="67" w:semiHidden="0" w:name="Medium Grid 1"/>
+    <w:lsdException w:unhideWhenUsed="0" w:uiPriority="68" w:semiHidden="0" w:name="Medium Grid 2"/>
+    <w:lsdException w:unhideWhenUsed="0" w:uiPriority="69" w:semiHidden="0" w:name="Medium Grid 3"/>
+    <w:lsdException w:unhideWhenUsed="0" w:uiPriority="70" w:semiHidden="0" w:name="Dark List"/>
+    <w:lsdException w:unhideWhenUsed="0" w:uiPriority="71" w:semiHidden="0" w:name="Colorful Shading"/>
+    <w:lsdException w:unhideWhenUsed="0" w:uiPriority="72" w:semiHidden="0" w:name="Colorful List"/>
+    <w:lsdException w:unhideWhenUsed="0" w:uiPriority="73" w:semiHidden="0" w:name="Colorful Grid"/>
+    <w:lsdException w:unhideWhenUsed="0" w:uiPriority="60" w:semiHidden="0" w:name="Light Shading Accent 1"/>
+    <w:lsdException w:unhideWhenUsed="0" w:uiPriority="61" w:semiHidden="0" w:name="Light List Accent 1"/>
+    <w:lsdException w:unhideWhenUsed="0" w:uiPriority="62" w:semiHidden="0" w:name="Light Grid Accent 1"/>
+    <w:lsdException w:unhideWhenUsed="0" w:uiPriority="63" w:semiHidden="0" w:name="Medium Shading 1 Accent 1"/>
+    <w:lsdException w:unhideWhenUsed="0" w:uiPriority="64" w:semiHidden="0" w:name="Medium Shading 2 Accent 1"/>
+    <w:lsdException w:unhideWhenUsed="0" w:uiPriority="65" w:semiHidden="0" w:name="Medium List 1 Accent 1"/>
+    <w:lsdException w:unhideWhenUsed="0" w:uiPriority="66" w:semiHidden="0" w:name="Medium List 2 Accent 1"/>
+    <w:lsdException w:unhideWhenUsed="0" w:uiPriority="67" w:semiHidden="0" w:name="Medium Grid 1 Accent 1"/>
+    <w:lsdException w:unhideWhenUsed="0" w:uiPriority="68" w:semiHidden="0" w:name="Medium Grid 2 Accent 1"/>
+    <w:lsdException w:unhideWhenUsed="0" w:uiPriority="69" w:semiHidden="0" w:name="Medium Grid 3 Accent 1"/>
+    <w:lsdException w:unhideWhenUsed="0" w:uiPriority="70" w:semiHidden="0" w:name="Dark List Accent 1"/>
+    <w:lsdException w:unhideWhenUsed="0" w:uiPriority="71" w:semiHidden="0" w:name="Colorful Shading Accent 1"/>
+    <w:lsdException w:unhideWhenUsed="0" w:uiPriority="72" w:semiHidden="0" w:name="Colorful List Accent 1"/>
+    <w:lsdException w:unhideWhenUsed="0" w:uiPriority="73" w:semiHidden="0" w:name="Colorful Grid Accent 1"/>
+    <w:lsdException w:unhideWhenUsed="0" w:uiPriority="60" w:semiHidden="0" w:name="Light Shading Accent 2"/>
+    <w:lsdException w:unhideWhenUsed="0" w:uiPriority="61" w:semiHidden="0" w:name="Light List Accent 2"/>
+    <w:lsdException w:unhideWhenUsed="0" w:uiPriority="62" w:semiHidden="0" w:name="Light Grid Accent 2"/>
+    <w:lsdException w:unhideWhenUsed="0" w:uiPriority="63" w:semiHidden="0" w:name="Medium Shading 1 Accent 2"/>
+    <w:lsdException w:unhideWhenUsed="0" w:uiPriority="64" w:semiHidden="0" w:name="Medium Shading 2 Accent 2"/>
+    <w:lsdException w:unhideWhenUsed="0" w:uiPriority="65" w:semiHidden="0" w:name="Medium List 1 Accent 2"/>
+    <w:lsdException w:unhideWhenUsed="0" w:uiPriority="66" w:semiHidden="0" w:name="Medium List 2 Accent 2"/>
+    <w:lsdException w:unhideWhenUsed="0" w:uiPriority="67" w:semiHidden="0" w:name="Medium Grid 1 Accent 2"/>
+    <w:lsdException w:unhideWhenUsed="0" w:uiPriority="68" w:semiHidden="0" w:name="Medium Grid 2 Accent 2"/>
+    <w:lsdException w:unhideWhenUsed="0" w:uiPriority="69" w:semiHidden="0" w:name="Medium Grid 3 Accent 2"/>
+    <w:lsdException w:unhideWhenUsed="0" w:uiPriority="70" w:semiHidden="0" w:name="Dark List Accent 2"/>
+    <w:lsdException w:unhideWhenUsed="0" w:uiPriority="71" w:semiHidden="0" w:name="Colorful Shading Accent 2"/>
+    <w:lsdException w:unhideWhenUsed="0" w:uiPriority="72" w:semiHidden="0" w:name="Colorful List Accent 2"/>
+    <w:lsdException w:unhideWhenUsed="0" w:uiPriority="73" w:semiHidden="0" w:name="Colorful Grid Accent 2"/>
+    <w:lsdException w:unhideWhenUsed="0" w:uiPriority="60" w:semiHidden="0" w:name="Light Shading Accent 3"/>
+    <w:lsdException w:unhideWhenUsed="0" w:uiPriority="61" w:semiHidden="0" w:name="Light List Accent 3"/>
+    <w:lsdException w:unhideWhenUsed="0" w:uiPriority="62" w:semiHidden="0" w:name="Light Grid Accent 3"/>
+    <w:lsdException w:unhideWhenUsed="0" w:uiPriority="63" w:semiHidden="0" w:name="Medium Shading 1 Accent 3"/>
+    <w:lsdException w:unhideWhenUsed="0" w:uiPriority="64" w:semiHidden="0" w:name="Medium Shading 2 Accent 3"/>
+    <w:lsdException w:unhideWhenUsed="0" w:uiPriority="65" w:semiHidden="0" w:name="Medium List 1 Accent 3"/>
+    <w:lsdException w:unhideWhenUsed="0" w:uiPriority="66" w:semiHidden="0" w:name="Medium List 2 Accent 3"/>
+    <w:lsdException w:unhideWhenUsed="0" w:uiPriority="67" w:semiHidden="0" w:name="Medium Grid 1 Accent 3"/>
+    <w:lsdException w:unhideWhenUsed="0" w:uiPriority="68" w:semiHidden="0" w:name="Medium Grid 2 Accent 3"/>
+    <w:lsdException w:unhideWhenUsed="0" w:uiPriority="69" w:semiHidden="0" w:name="Medium Grid 3 Accent 3"/>
+    <w:lsdException w:unhideWhenUsed="0" w:uiPriority="70" w:semiHidden="0" w:name="Dark List Accent 3"/>
+    <w:lsdException w:unhideWhenUsed="0" w:uiPriority="71" w:semiHidden="0" w:name="Colorful Shading Accent 3"/>
+    <w:lsdException w:unhideWhenUsed="0" w:uiPriority="72" w:semiHidden="0" w:name="Colorful List Accent 3"/>
+    <w:lsdException w:unhideWhenUsed="0" w:uiPriority="73" w:semiHidden="0" w:name="Colorful Grid Accent 3"/>
+    <w:lsdException w:unhideWhenUsed="0" w:uiPriority="60" w:semiHidden="0" w:name="Light Shading Accent 4"/>
+    <w:lsdException w:unhideWhenUsed="0" w:uiPriority="61" w:semiHidden="0" w:name="Light List Accent 4"/>
+    <w:lsdException w:unhideWhenUsed="0" w:uiPriority="62" w:semiHidden="0" w:name="Light Grid Accent 4"/>
+    <w:lsdException w:unhideWhenUsed="0" w:uiPriority="63" w:semiHidden="0" w:name="Medium Shading 1 Accent 4"/>
+    <w:lsdException w:unhideWhenUsed="0" w:uiPriority="64" w:semiHidden="0" w:name="Medium Shading 2 Accent 4"/>
+    <w:lsdException w:unhideWhenUsed="0" w:uiPriority="65" w:semiHidden="0" w:name="Medium List 1 Accent 4"/>
+    <w:lsdException w:unhideWhenUsed="0" w:uiPriority="66" w:semiHidden="0" w:name="Medium List 2 Accent 4"/>
+    <w:lsdException w:unhideWhenUsed="0" w:uiPriority="67" w:semiHidden="0" w:name="Medium Grid 1 Accent 4"/>
+    <w:lsdException w:unhideWhenUsed="0" w:uiPriority="68" w:semiHidden="0" w:name="Medium Grid 2 Accent 4"/>
+    <w:lsdException w:unhideWhenUsed="0" w:uiPriority="69" w:semiHidden="0" w:name="Medium Grid 3 Accent 4"/>
+    <w:lsdException w:unhideWhenUsed="0" w:uiPriority="70" w:semiHidden="0" w:name="Dark List Accent 4"/>
+    <w:lsdException w:unhideWhenUsed="0" w:uiPriority="71" w:semiHidden="0" w:name="Colorful Shading Accent 4"/>
+    <w:lsdException w:unhideWhenUsed="0" w:uiPriority="72" w:semiHidden="0" w:name="Colorful List Accent 4"/>
+    <w:lsdException w:unhideWhenUsed="0" w:uiPriority="73" w:semiHidden="0" w:name="Colorful Grid Accent 4"/>
+    <w:lsdException w:unhideWhenUsed="0" w:uiPriority="60" w:semiHidden="0" w:name="Light Shading Accent 5"/>
+    <w:lsdException w:unhideWhenUsed="0" w:uiPriority="61" w:semiHidden="0" w:name="Light List Accent 5"/>
+    <w:lsdException w:unhideWhenUsed="0" w:uiPriority="62" w:semiHidden="0" w:name="Light Grid Accent 5"/>
+    <w:lsdException w:unhideWhenUsed="0" w:uiPriority="63" w:semiHidden="0" w:name="Medium Shading 1 Accent 5"/>
+    <w:lsdException w:unhideWhenUsed="0" w:uiPriority="64" w:semiHidden="0" w:name="Medium Shading 2 Accent 5"/>
+    <w:lsdException w:unhideWhenUsed="0" w:uiPriority="65" w:semiHidden="0" w:name="Medium List 1 Accent 5"/>
+    <w:lsdException w:unhideWhenUsed="0" w:uiPriority="66" w:semiHidden="0" w:name="Medium List 2 Accent 5"/>
+    <w:lsdException w:unhideWhenUsed="0" w:uiPriority="67" w:semiHidden="0" w:name="Medium Grid 1 Accent 5"/>
+    <w:lsdException w:unhideWhenUsed="0" w:uiPriority="68" w:semiHidden="0" w:name="Medium Grid 2 Accent 5"/>
+    <w:lsdException w:unhideWhenUsed="0" w:uiPriority="69" w:semiHidden="0" w:name="Medium Grid 3 Accent 5"/>
+    <w:lsdException w:unhideWhenUsed="0" w:uiPriority="70" w:semiHidden="0" w:name="Dark List Accent 5"/>
+    <w:lsdException w:unhideWhenUsed="0" w:uiPriority="71" w:semiHidden="0" w:name="Colorful Shading Accent 5"/>
+    <w:lsdException w:unhideWhenUsed="0" w:uiPriority="72" w:semiHidden="0" w:name="Colorful List Accent 5"/>
+    <w:lsdException w:unhideWhenUsed="0" w:uiPriority="73" w:semiHidden="0" w:name="Colorful Grid Accent 5"/>
+    <w:lsdException w:unhideWhenUsed="0" w:uiPriority="60" w:semiHidden="0" w:name="Light Shading Accent 6"/>
+    <w:lsdException w:unhideWhenUsed="0" w:uiPriority="61" w:semiHidden="0" w:name="Light List Accent 6"/>
+    <w:lsdException w:unhideWhenUsed="0" w:uiPriority="62" w:semiHidden="0" w:name="Light Grid Accent 6"/>
+    <w:lsdException w:unhideWhenUsed="0" w:uiPriority="63" w:semiHidden="0" w:name="Medium Shading 1 Accent 6"/>
+    <w:lsdException w:unhideWhenUsed="0" w:uiPriority="64" w:semiHidden="0" w:name="Medium Shading 2 Accent 6"/>
+    <w:lsdException w:unhideWhenUsed="0" w:uiPriority="65" w:semiHidden="0" w:name="Medium List 1 Accent 6"/>
+    <w:lsdException w:unhideWhenUsed="0" w:uiPriority="66" w:semiHidden="0" w:name="Medium List 2 Accent 6"/>
+    <w:lsdException w:unhideWhenUsed="0" w:uiPriority="67" w:semiHidden="0" w:name="Medium Grid 1 Accent 6"/>
+    <w:lsdException w:unhideWhenUsed="0" w:uiPriority="68" w:semiHidden="0" w:name="Medium Grid 2 Accent 6"/>
+    <w:lsdException w:unhideWhenUsed="0" w:uiPriority="69" w:semiHidden="0" w:name="Medium Grid 3 Accent 6"/>
+    <w:lsdException w:unhideWhenUsed="0" w:uiPriority="70" w:semiHidden="0" w:name="Dark List Accent 6"/>
+    <w:lsdException w:unhideWhenUsed="0" w:uiPriority="71" w:semiHidden="0" w:name="Colorful Shading Accent 6"/>
+    <w:lsdException w:unhideWhenUsed="0" w:uiPriority="72" w:semiHidden="0" w:name="Colorful List Accent 6"/>
+    <w:lsdException w:unhideWhenUsed="0" w:uiPriority="73" w:semiHidden="0" w:name="Colorful Grid Accent 6"/>
   </w:latentStyles>
-  <w:style w:type="paragraph" w:default="1" w:styleId="a">
+  <w:style w:type="paragraph" w:default="1" w:styleId="1">
     <w:name w:val="Normal"/>
     <w:qFormat/>
+    <w:uiPriority w:val="0"/>
     <w:pPr>
       <w:widowControl w:val="0"/>
       <w:jc w:val="both"/>
     </w:pPr>
     <w:rPr>
-      <w:rFonts w:asciiTheme="minorHAnsi" w:eastAsiaTheme="minorEastAsia" w:hAnsiTheme="minorHAnsi" w:cstheme="minorBidi"/>
+      <w:rFonts w:asciiTheme="minorHAnsi" w:hAnsiTheme="minorHAnsi" w:eastAsiaTheme="minorEastAsia" w:cstheme="minorBidi"/>
       <w:kern w:val="2"/>
       <w:sz w:val="21"/>
       <w:szCs w:val="24"/>
+      <w:lang w:val="en-US" w:eastAsia="zh-CN" w:bidi="ar-SA"/>
     </w:rPr>
   </w:style>
-  <w:style w:type="paragraph" w:styleId="1">
+  <w:style w:type="paragraph" w:styleId="2">
     <w:name w:val="heading 1"/>
-    <w:basedOn w:val="a"/>
-    <w:next w:val="a"/>
-    <w:link w:val="10"/>
+    <w:basedOn w:val="1"/>
+    <w:next w:val="1"/>
+    <w:link w:val="9"/>
     <w:qFormat/>
+    <w:uiPriority w:val="0"/>
     <w:pPr>
       <w:keepNext/>
       <w:keepLines/>
@@ -2409,19 +2301,19 @@
       <w:sz w:val="44"/>
     </w:rPr>
   </w:style>
-  <w:style w:type="character" w:default="1" w:styleId="a0">
+  <w:style w:type="character" w:default="1" w:styleId="8">
     <w:name w:val="Default Paragraph Font"/>
-    <w:uiPriority w:val="1"/>
     <w:semiHidden/>
     <w:unhideWhenUsed/>
+    <w:qFormat/>
+    <w:uiPriority w:val="1"/>
   </w:style>
-  <w:style w:type="table" w:default="1" w:styleId="a1">
+  <w:style w:type="table" w:default="1" w:styleId="6">
     <w:name w:val="Normal Table"/>
-    <w:uiPriority w:val="99"/>
     <w:semiHidden/>
     <w:unhideWhenUsed/>
+    <w:uiPriority w:val="99"/>
     <w:tblPr>
-      <w:tblInd w:w="0" w:type="dxa"/>
       <w:tblCellMar>
         <w:top w:w="0" w:type="dxa"/>
         <w:left w:w="108" w:type="dxa"/>
@@ -2430,15 +2322,11 @@
       </w:tblCellMar>
     </w:tblPr>
   </w:style>
-  <w:style w:type="numbering" w:default="1" w:styleId="a2">
-    <w:name w:val="No List"/>
-    <w:uiPriority w:val="99"/>
-    <w:semiHidden/>
-    <w:unhideWhenUsed/>
-  </w:style>
-  <w:style w:type="paragraph" w:styleId="a3">
+  <w:style w:type="paragraph" w:styleId="3">
     <w:name w:val="footer"/>
-    <w:basedOn w:val="a"/>
+    <w:basedOn w:val="1"/>
+    <w:qFormat/>
+    <w:uiPriority w:val="0"/>
     <w:pPr>
       <w:tabs>
         <w:tab w:val="center" w:pos="4153"/>
@@ -2451,15 +2339,17 @@
       <w:sz w:val="18"/>
     </w:rPr>
   </w:style>
-  <w:style w:type="paragraph" w:styleId="a4">
+  <w:style w:type="paragraph" w:styleId="4">
     <w:name w:val="header"/>
-    <w:basedOn w:val="a"/>
+    <w:basedOn w:val="1"/>
+    <w:qFormat/>
+    <w:uiPriority w:val="0"/>
     <w:pPr>
       <w:pBdr>
-        <w:top w:val="none" w:sz="0" w:space="1" w:color="auto"/>
-        <w:left w:val="none" w:sz="0" w:space="4" w:color="auto"/>
-        <w:bottom w:val="none" w:sz="0" w:space="1" w:color="auto"/>
-        <w:right w:val="none" w:sz="0" w:space="4" w:color="auto"/>
+        <w:top w:val="none" w:color="auto" w:sz="0" w:space="1"/>
+        <w:left w:val="none" w:color="auto" w:sz="0" w:space="4"/>
+        <w:bottom w:val="none" w:color="auto" w:sz="0" w:space="1"/>
+        <w:right w:val="none" w:color="auto" w:sz="0" w:space="4"/>
       </w:pBdr>
       <w:tabs>
         <w:tab w:val="center" w:pos="4153"/>
@@ -2471,9 +2361,11 @@
       <w:sz w:val="18"/>
     </w:rPr>
   </w:style>
-  <w:style w:type="paragraph" w:styleId="a5">
+  <w:style w:type="paragraph" w:styleId="5">
     <w:name w:val="Normal (Web)"/>
-    <w:basedOn w:val="a"/>
+    <w:basedOn w:val="1"/>
+    <w:qFormat/>
+    <w:uiPriority w:val="0"/>
     <w:pPr>
       <w:spacing w:beforeAutospacing="1" w:afterAutospacing="1"/>
       <w:jc w:val="left"/>
@@ -2484,27 +2376,29 @@
       <w:sz w:val="24"/>
     </w:rPr>
   </w:style>
-  <w:style w:type="table" w:styleId="a6">
+  <w:style w:type="table" w:styleId="7">
     <w:name w:val="Table Grid"/>
-    <w:basedOn w:val="a1"/>
+    <w:basedOn w:val="6"/>
+    <w:uiPriority w:val="0"/>
     <w:pPr>
       <w:widowControl w:val="0"/>
       <w:jc w:val="both"/>
     </w:pPr>
     <w:tblPr>
       <w:tblBorders>
-        <w:top w:val="single" w:sz="4" w:space="0" w:color="auto"/>
-        <w:left w:val="single" w:sz="4" w:space="0" w:color="auto"/>
-        <w:bottom w:val="single" w:sz="4" w:space="0" w:color="auto"/>
-        <w:right w:val="single" w:sz="4" w:space="0" w:color="auto"/>
-        <w:insideH w:val="single" w:sz="4" w:space="0" w:color="auto"/>
-        <w:insideV w:val="single" w:sz="4" w:space="0" w:color="auto"/>
+        <w:top w:val="single" w:color="auto" w:sz="4" w:space="0"/>
+        <w:left w:val="single" w:color="auto" w:sz="4" w:space="0"/>
+        <w:bottom w:val="single" w:color="auto" w:sz="4" w:space="0"/>
+        <w:right w:val="single" w:color="auto" w:sz="4" w:space="0"/>
+        <w:insideH w:val="single" w:color="auto" w:sz="4" w:space="0"/>
+        <w:insideV w:val="single" w:color="auto" w:sz="4" w:space="0"/>
       </w:tblBorders>
     </w:tblPr>
   </w:style>
-  <w:style w:type="character" w:customStyle="1" w:styleId="10">
+  <w:style w:type="character" w:customStyle="1" w:styleId="9">
     <w:name w:val="标题 1 字符"/>
-    <w:link w:val="1"/>
+    <w:link w:val="2"/>
+    <w:uiPriority w:val="0"/>
     <w:rPr>
       <w:b/>
       <w:kern w:val="44"/>
@@ -2758,6 +2652,5 @@
     </a:fmtScheme>
   </a:themeElements>
   <a:objectDefaults/>
-  <a:extraClrSchemeLst/>
 </a:theme>
 </file>